--- a/drafts/Covariate_diffusion_V1-0.docx
+++ b/drafts/Covariate_diffusion_V1-0.docx
@@ -1,184 +1,3133 @@
 
 <file path=word/document.xml><?xml version="1.0" encoding="utf-8"?>
-<w:document xmlns:wpc="http://schemas.microsoft.com/office/word/2010/wordprocessingCanvas" xmlns:cx="http://schemas.microsoft.com/office/drawing/2014/chartex" xmlns:cx1="http://schemas.microsoft.com/office/drawing/2015/9/8/chartex" xmlns:cx2="http://schemas.microsoft.com/office/drawing/2015/10/21/chartex" xmlns:cx3="http://schemas.microsoft.com/office/drawing/2016/5/9/chartex" xmlns:cx4="http://schemas.microsoft.com/office/drawing/2016/5/10/chartex" xmlns:cx5="http://schemas.microsoft.com/office/drawing/2016/5/11/chartex" xmlns:cx6="http://schemas.microsoft.com/office/drawing/2016/5/12/chartex" xmlns:cx7="http://schemas.microsoft.com/office/drawing/2016/5/13/chartex" xmlns:cx8="http://schemas.microsoft.com/office/drawing/2016/5/14/chartex" xmlns:mc="http://schemas.openxmlformats.org/markup-compatibility/2006" xmlns:aink="http://schemas.microsoft.com/office/drawing/2016/ink" xmlns:am3d="http://schemas.microsoft.com/office/drawing/2017/model3d" xmlns:o="urn:schemas-microsoft-com:office:office" xmlns:r="http://schemas.openxmlformats.org/officeDocument/2006/relationships" xmlns:m="http://schemas.openxmlformats.org/officeDocument/2006/math" xmlns:v="urn:schemas-microsoft-com:vml" xmlns:wp14="http://schemas.microsoft.com/office/word/2010/wordprocessingDrawing" xmlns:wp="http://schemas.openxmlformats.org/drawingml/2006/wordprocessingDrawing" xmlns:w10="urn:schemas-microsoft-com:office:word" xmlns:w="http://schemas.openxmlformats.org/wordprocessingml/2006/main" xmlns:w14="http://schemas.microsoft.com/office/word/2010/wordml" xmlns:w15="http://schemas.microsoft.com/office/word/2012/wordml" xmlns:w16cid="http://schemas.microsoft.com/office/word/2016/wordml/cid" xmlns:w16se="http://schemas.microsoft.com/office/word/2015/wordml/symex" xmlns:wpg="http://schemas.microsoft.com/office/word/2010/wordprocessingGroup" xmlns:wpi="http://schemas.microsoft.com/office/word/2010/wordprocessingInk" xmlns:wne="http://schemas.microsoft.com/office/word/2006/wordml" xmlns:wps="http://schemas.microsoft.com/office/word/2010/wordprocessingShape" mc:Ignorable="w14 w15 w16se w16cid wp14">
+<w:document xmlns:wpc="http://schemas.microsoft.com/office/word/2010/wordprocessingCanvas" xmlns:cx="http://schemas.microsoft.com/office/drawing/2014/chartex" xmlns:cx1="http://schemas.microsoft.com/office/drawing/2015/9/8/chartex" xmlns:cx2="http://schemas.microsoft.com/office/drawing/2015/10/21/chartex" xmlns:cx3="http://schemas.microsoft.com/office/drawing/2016/5/9/chartex" xmlns:cx4="http://schemas.microsoft.com/office/drawing/2016/5/10/chartex" xmlns:cx5="http://schemas.microsoft.com/office/drawing/2016/5/11/chartex" xmlns:cx6="http://schemas.microsoft.com/office/drawing/2016/5/12/chartex" xmlns:cx7="http://schemas.microsoft.com/office/drawing/2016/5/13/chartex" xmlns:cx8="http://schemas.microsoft.com/office/drawing/2016/5/14/chartex" xmlns:mc="http://schemas.openxmlformats.org/markup-compatibility/2006" xmlns:aink="http://schemas.microsoft.com/office/drawing/2016/ink" xmlns:am3d="http://schemas.microsoft.com/office/drawing/2017/model3d" xmlns:o="urn:schemas-microsoft-com:office:office" xmlns:oel="http://schemas.microsoft.com/office/2019/extlst" xmlns:r="http://schemas.openxmlformats.org/officeDocument/2006/relationships" xmlns:m="http://schemas.openxmlformats.org/officeDocument/2006/math" xmlns:v="urn:schemas-microsoft-com:vml" xmlns:wp14="http://schemas.microsoft.com/office/word/2010/wordprocessingDrawing" xmlns:wp="http://schemas.openxmlformats.org/drawingml/2006/wordprocessingDrawing" xmlns:w10="urn:schemas-microsoft-com:office:word" xmlns:w="http://schemas.openxmlformats.org/wordprocessingml/2006/main" xmlns:w14="http://schemas.microsoft.com/office/word/2010/wordml" xmlns:w15="http://schemas.microsoft.com/office/word/2012/wordml" xmlns:w16cex="http://schemas.microsoft.com/office/word/2018/wordml/cex" xmlns:w16cid="http://schemas.microsoft.com/office/word/2016/wordml/cid" xmlns:w16="http://schemas.microsoft.com/office/word/2018/wordml" xmlns:w16sdtdh="http://schemas.microsoft.com/office/word/2020/wordml/sdtdatahash" xmlns:w16se="http://schemas.microsoft.com/office/word/2015/wordml/symex" xmlns:wpg="http://schemas.microsoft.com/office/word/2010/wordprocessingGroup" xmlns:wpi="http://schemas.microsoft.com/office/word/2010/wordprocessingInk" xmlns:wne="http://schemas.microsoft.com/office/word/2006/wordml" xmlns:wps="http://schemas.microsoft.com/office/word/2010/wordprocessingShape" mc:Ignorable="w14 w15 w16se w16cid w16 w16cex w16sdtdh wp14">
   <w:body>
     <w:p>
       <w:pPr>
         <w:spacing w:after="0" w:line="480" w:lineRule="auto"/>
+        <w:jc w:val="both"/>
+        <w:rPr>
+          <w:rFonts w:ascii="Calibri" w:hAnsi="Calibri" w:cs="Calibri"/>
+        </w:rPr>
+      </w:pPr>
+      <w:r>
+        <w:rPr>
+          <w:rFonts w:ascii="Calibri" w:hAnsi="Calibri" w:cs="Calibri"/>
+          <w:b/>
+          <w:bCs/>
+        </w:rPr>
+        <w:t>Title:</w:t>
+      </w:r>
+      <w:r>
+        <w:rPr>
+          <w:rFonts w:ascii="Calibri" w:hAnsi="Calibri" w:cs="Calibri"/>
+        </w:rPr>
+        <w:t xml:space="preserve"> </w:t>
+      </w:r>
+      <w:r>
+        <w:rPr>
+          <w:rFonts w:ascii="Calibri" w:hAnsi="Calibri" w:cs="Calibri"/>
+        </w:rPr>
+        <w:t>Efficiently e</w:t>
+      </w:r>
+      <w:r>
+        <w:rPr>
+          <w:rFonts w:ascii="Calibri" w:hAnsi="Calibri" w:cs="Calibri"/>
+        </w:rPr>
+        <w:t>stimating scale-dependent covariate responses using two-dimensional diffusion</w:t>
+      </w:r>
+      <w:r>
+        <w:rPr>
+          <w:rFonts w:ascii="Calibri" w:hAnsi="Calibri" w:cs="Calibri"/>
+        </w:rPr>
+        <w:t xml:space="preserve"> </w:t>
+      </w:r>
+    </w:p>
+    <w:p>
+      <w:pPr>
+        <w:spacing w:after="0" w:line="480" w:lineRule="auto"/>
+        <w:jc w:val="both"/>
+        <w:rPr>
+          <w:rFonts w:ascii="Calibri" w:hAnsi="Calibri" w:cs="Calibri"/>
+        </w:rPr>
+      </w:pPr>
+      <w:r>
+        <w:rPr>
+          <w:rFonts w:ascii="Calibri" w:hAnsi="Calibri" w:cs="Calibri"/>
+          <w:b/>
+          <w:bCs/>
+        </w:rPr>
+        <w:t>Target journal:</w:t>
+      </w:r>
+      <w:r>
+        <w:rPr>
+          <w:rFonts w:ascii="Calibri" w:hAnsi="Calibri" w:cs="Calibri"/>
+        </w:rPr>
+        <w:t xml:space="preserve"> ESA Ecology – Statistical Report, </w:t>
+      </w:r>
+      <w:commentRangeStart w:id="0"/>
+      <w:commentRangeStart w:id="1"/>
+      <w:r>
+        <w:rPr>
+          <w:rFonts w:ascii="Calibri" w:hAnsi="Calibri" w:cs="Calibri"/>
+        </w:rPr>
+        <w:t>Ecology Letters – Method</w:t>
+      </w:r>
+      <w:commentRangeEnd w:id="0"/>
+      <w:r>
+        <w:rPr>
+          <w:rStyle w:val="CommentReference"/>
+          <w:rFonts w:ascii="Calibri" w:hAnsi="Calibri" w:cs="Calibri"/>
+        </w:rPr>
+        <w:commentReference w:id="0"/>
+      </w:r>
+      <w:commentRangeEnd w:id="1"/>
+      <w:r>
+        <w:rPr>
+          <w:rStyle w:val="CommentReference"/>
+          <w:rFonts w:ascii="Calibri" w:hAnsi="Calibri" w:cs="Calibri"/>
+        </w:rPr>
+        <w:commentReference w:id="1"/>
+      </w:r>
+      <w:r>
+        <w:rPr>
+          <w:rFonts w:ascii="Calibri" w:hAnsi="Calibri" w:cs="Calibri"/>
+        </w:rPr>
+        <w:t xml:space="preserve"> </w:t>
+      </w:r>
+    </w:p>
+    <w:p>
+      <w:pPr>
+        <w:spacing w:after="0" w:line="480" w:lineRule="auto"/>
+        <w:jc w:val="both"/>
+        <w:rPr>
+          <w:rFonts w:ascii="Calibri" w:hAnsi="Calibri" w:cs="Calibri"/>
+          <w:b/>
+          <w:bCs/>
+          <w:sz w:val="24"/>
+          <w:szCs w:val="24"/>
+        </w:rPr>
+      </w:pPr>
+      <w:r>
+        <w:rPr>
+          <w:rFonts w:ascii="Calibri" w:hAnsi="Calibri" w:cs="Calibri"/>
+          <w:b/>
+          <w:bCs/>
+        </w:rPr>
+        <w:t>Authors:</w:t>
+      </w:r>
+      <w:r>
+        <w:rPr>
+          <w:rFonts w:ascii="Calibri" w:hAnsi="Calibri" w:cs="Calibri"/>
+        </w:rPr>
+        <w:t xml:space="preserve"> </w:t>
+      </w:r>
+      <w:commentRangeStart w:id="2"/>
+      <w:r>
+        <w:rPr>
+          <w:rFonts w:ascii="Calibri" w:hAnsi="Calibri" w:cs="Calibri"/>
+        </w:rPr>
+        <w:t>James T. Thorson</w:t>
+      </w:r>
+      <w:r>
+        <w:rPr>
+          <w:rFonts w:ascii="Calibri" w:hAnsi="Calibri" w:cs="Calibri"/>
+        </w:rPr>
+        <w:t xml:space="preserve">, Max Lindmark, </w:t>
+      </w:r>
+      <w:r>
+        <w:rPr>
+          <w:rFonts w:ascii="Calibri" w:hAnsi="Calibri" w:cs="Calibri"/>
+        </w:rPr>
+        <w:t>Sean Anderson</w:t>
+      </w:r>
+      <w:commentRangeEnd w:id="2"/>
+      <w:r>
+        <w:rPr>
+          <w:rStyle w:val="CommentReference"/>
+          <w:rFonts w:ascii="Calibri" w:hAnsi="Calibri" w:cs="Calibri"/>
+        </w:rPr>
+        <w:commentReference w:id="2"/>
+      </w:r>
+      <w:r>
+        <w:rPr>
+          <w:rFonts w:ascii="Calibri" w:hAnsi="Calibri" w:cs="Calibri"/>
+          <w:b/>
+          <w:bCs/>
+          <w:sz w:val="24"/>
+          <w:szCs w:val="24"/>
+        </w:rPr>
+        <w:br w:type="page"/>
+      </w:r>
+    </w:p>
+    <w:p>
+      <w:pPr>
+        <w:spacing w:after="0" w:line="480" w:lineRule="auto"/>
+        <w:jc w:val="both"/>
+        <w:rPr>
+          <w:rFonts w:ascii="Calibri" w:hAnsi="Calibri" w:cs="Calibri"/>
+          <w:b/>
+          <w:bCs/>
+          <w:sz w:val="24"/>
+          <w:szCs w:val="24"/>
+        </w:rPr>
+      </w:pPr>
+      <w:r>
+        <w:rPr>
+          <w:rFonts w:ascii="Calibri" w:hAnsi="Calibri" w:cs="Calibri"/>
+          <w:b/>
+          <w:bCs/>
+          <w:sz w:val="24"/>
+          <w:szCs w:val="24"/>
+        </w:rPr>
+        <w:lastRenderedPageBreak/>
+        <w:t>Abstract (placeholder to convey scope):</w:t>
+      </w:r>
+    </w:p>
+    <w:p>
+      <w:pPr>
+        <w:spacing w:after="0" w:line="480" w:lineRule="auto"/>
+        <w:jc w:val="both"/>
+        <w:rPr>
+          <w:rFonts w:ascii="Calibri" w:hAnsi="Calibri" w:cs="Calibri"/>
+        </w:rPr>
+      </w:pPr>
+      <w:r>
+        <w:rPr>
+          <w:rFonts w:ascii="Calibri" w:hAnsi="Calibri" w:cs="Calibri"/>
+        </w:rPr>
+        <w:t xml:space="preserve">Species distribution models </w:t>
+      </w:r>
+      <w:r>
+        <w:rPr>
+          <w:rFonts w:ascii="Calibri" w:hAnsi="Calibri" w:cs="Calibri"/>
+        </w:rPr>
+        <w:t xml:space="preserve">(SDMs) </w:t>
+      </w:r>
+      <w:r>
+        <w:rPr>
+          <w:rFonts w:ascii="Calibri" w:hAnsi="Calibri" w:cs="Calibri"/>
+        </w:rPr>
+        <w:t xml:space="preserve">are widely used to standardize spatially unbalanced data, project climate impacts, and identify habitat for conservation.  </w:t>
+      </w:r>
+      <w:r>
+        <w:rPr>
+          <w:rFonts w:ascii="Calibri" w:hAnsi="Calibri" w:cs="Calibri"/>
+        </w:rPr>
+        <w:t>SDMs typically estimate the impact of local environmental conditions by applying a pointwise basis expansion, thereby estimating a dome-shaped or nonparametric “environmental response function.”  However, ecological responses integrate across local habitat conditions, such that their species density depends on habitat at the location of sampling but also at nearby locations</w:t>
+      </w:r>
+      <w:r>
+        <w:rPr>
+          <w:rFonts w:ascii="Calibri" w:hAnsi="Calibri" w:cs="Calibri"/>
+        </w:rPr>
+        <w:t xml:space="preserve">.  </w:t>
+      </w:r>
+      <w:r>
+        <w:rPr>
+          <w:rFonts w:ascii="Calibri" w:hAnsi="Calibri" w:cs="Calibri"/>
+        </w:rPr>
+        <w:t xml:space="preserve">To address this, we extend methods from the Stochastic Partial Differential Equation (SPDE) method that is widely used in INLA, which approximates spatial correlations based on local diffusion over a finite-element mesh (FEM).  We specifically introduce </w:t>
+      </w:r>
+      <w:r>
+        <w:rPr>
+          <w:rFonts w:ascii="Calibri" w:hAnsi="Calibri" w:cs="Calibri"/>
+        </w:rPr>
+        <w:t>the</w:t>
+      </w:r>
+      <w:r>
+        <w:rPr>
+          <w:rFonts w:ascii="Calibri" w:hAnsi="Calibri" w:cs="Calibri"/>
+        </w:rPr>
+        <w:t xml:space="preserve"> sparse inverse-diffusion operator on a FEM, and apply this operator to covariates to efficiently calculate a spatially weighted average of local habitat that is then </w:t>
+      </w:r>
+      <w:r>
+        <w:rPr>
+          <w:rFonts w:ascii="Calibri" w:hAnsi="Calibri" w:cs="Calibri"/>
+        </w:rPr>
+        <w:t xml:space="preserve">passed through pointwise basis-expansion </w:t>
+      </w:r>
+      <w:r>
+        <w:rPr>
+          <w:rFonts w:ascii="Calibri" w:hAnsi="Calibri" w:cs="Calibri"/>
+        </w:rPr>
+        <w:t>to predict species densities.  We show that this operator has several useful properties, i.e., conservation of mass</w:t>
+      </w:r>
+      <w:r>
+        <w:rPr>
+          <w:rFonts w:ascii="Calibri" w:hAnsi="Calibri" w:cs="Calibri"/>
+        </w:rPr>
+        <w:t xml:space="preserve">, linear </w:t>
+      </w:r>
+      <w:r>
+        <w:rPr>
+          <w:rFonts w:ascii="Calibri" w:hAnsi="Calibri" w:cs="Calibri"/>
+        </w:rPr>
+        <w:t xml:space="preserve">computational </w:t>
+      </w:r>
+      <w:r>
+        <w:rPr>
+          <w:rFonts w:ascii="Calibri" w:hAnsi="Calibri" w:cs="Calibri"/>
+        </w:rPr>
+        <w:t>scaling with spatial resolution,</w:t>
+      </w:r>
+      <w:r>
+        <w:rPr>
+          <w:rFonts w:ascii="Calibri" w:hAnsi="Calibri" w:cs="Calibri"/>
+        </w:rPr>
+        <w:t xml:space="preserve"> and a uniform stationary distribution, </w:t>
+      </w:r>
+      <w:r>
+        <w:rPr>
+          <w:rFonts w:ascii="Calibri" w:hAnsi="Calibri" w:cs="Calibri"/>
+        </w:rPr>
+        <w:t xml:space="preserve">where the latter ensures </w:t>
+      </w:r>
+      <w:r>
+        <w:rPr>
+          <w:rFonts w:ascii="Calibri" w:hAnsi="Calibri" w:cs="Calibri"/>
+        </w:rPr>
+        <w:t xml:space="preserve">that estimated responses are invariant to linear (scale and offset) transformations of covariates.  We test this </w:t>
+      </w:r>
+      <w:r>
+        <w:rPr>
+          <w:rFonts w:ascii="Calibri" w:hAnsi="Calibri" w:cs="Calibri"/>
+        </w:rPr>
+        <w:t>covariate-</w:t>
+      </w:r>
+      <w:r>
+        <w:rPr>
+          <w:rFonts w:ascii="Calibri" w:hAnsi="Calibri" w:cs="Calibri"/>
+        </w:rPr>
+        <w:t>diffusion-</w:t>
+      </w:r>
+      <w:r>
+        <w:rPr>
+          <w:rFonts w:ascii="Calibri" w:hAnsi="Calibri" w:cs="Calibri"/>
+        </w:rPr>
+        <w:t>method</w:t>
+      </w:r>
+      <w:r>
+        <w:rPr>
+          <w:rFonts w:ascii="Calibri" w:hAnsi="Calibri" w:cs="Calibri"/>
+        </w:rPr>
+        <w:t xml:space="preserve"> using a simulation experiment, and show that it can correctly recover a nonlocal </w:t>
+      </w:r>
+      <w:r>
+        <w:rPr>
+          <w:rFonts w:ascii="Calibri" w:hAnsi="Calibri" w:cs="Calibri"/>
+        </w:rPr>
+        <w:t xml:space="preserve">environmental </w:t>
+      </w:r>
+      <w:r>
+        <w:rPr>
+          <w:rFonts w:ascii="Calibri" w:hAnsi="Calibri" w:cs="Calibri"/>
+        </w:rPr>
+        <w:t xml:space="preserve">response while collapsing to a pointwise response when warranted.  We then apply it to survey data for </w:t>
+      </w:r>
+      <w:r>
+        <w:rPr>
+          <w:rFonts w:ascii="Calibri" w:hAnsi="Calibri" w:cs="Calibri"/>
+        </w:rPr>
+        <w:t>45</w:t>
+      </w:r>
+      <w:r>
+        <w:rPr>
+          <w:rFonts w:ascii="Calibri" w:hAnsi="Calibri" w:cs="Calibri"/>
+        </w:rPr>
+        <w:t xml:space="preserve"> bottom-associated fishes in the eastern Bering Sea.  This application confirms that nonlocal responses are parsimonious for </w:t>
+      </w:r>
+      <w:r>
+        <w:rPr>
+          <w:rFonts w:ascii="Calibri" w:hAnsi="Calibri" w:cs="Calibri"/>
+        </w:rPr>
+        <w:t>25</w:t>
+      </w:r>
+      <w:r>
+        <w:rPr>
+          <w:rFonts w:ascii="Calibri" w:hAnsi="Calibri" w:cs="Calibri"/>
+        </w:rPr>
+        <w:t xml:space="preserve"> species, while </w:t>
+      </w:r>
+      <w:r>
+        <w:rPr>
+          <w:rFonts w:ascii="Calibri" w:hAnsi="Calibri" w:cs="Calibri"/>
+        </w:rPr>
+        <w:t>20</w:t>
+      </w:r>
+      <w:r>
+        <w:rPr>
+          <w:rFonts w:ascii="Calibri" w:hAnsi="Calibri" w:cs="Calibri"/>
+        </w:rPr>
+        <w:t xml:space="preserve"> collapse to the status quo methods.  </w:t>
+      </w:r>
+      <w:r>
+        <w:rPr>
+          <w:rFonts w:ascii="Calibri" w:hAnsi="Calibri" w:cs="Calibri"/>
+        </w:rPr>
+        <w:t xml:space="preserve">Estimates suggest that some species avoid proximity to the continental slope, beyond what is predicted by local bathymetry in isolation.  </w:t>
+      </w:r>
+    </w:p>
+    <w:p>
+      <w:pPr>
+        <w:rPr>
+          <w:rFonts w:ascii="Calibri" w:hAnsi="Calibri" w:cs="Calibri"/>
+          <w:b/>
+          <w:bCs/>
+          <w:sz w:val="24"/>
+          <w:szCs w:val="24"/>
+        </w:rPr>
+      </w:pPr>
+      <w:r>
+        <w:rPr>
+          <w:rFonts w:ascii="Calibri" w:hAnsi="Calibri" w:cs="Calibri"/>
+          <w:b/>
+          <w:bCs/>
+          <w:sz w:val="24"/>
+          <w:szCs w:val="24"/>
+        </w:rPr>
+        <w:br w:type="page"/>
+      </w:r>
+    </w:p>
+    <w:p>
+      <w:pPr>
+        <w:spacing w:after="0" w:line="480" w:lineRule="auto"/>
+        <w:jc w:val="both"/>
+        <w:rPr>
+          <w:rFonts w:ascii="Calibri" w:hAnsi="Calibri" w:cs="Calibri"/>
+          <w:b/>
+          <w:bCs/>
+          <w:sz w:val="24"/>
+          <w:szCs w:val="24"/>
+        </w:rPr>
+      </w:pPr>
+      <w:r>
+        <w:rPr>
+          <w:rFonts w:ascii="Calibri" w:hAnsi="Calibri" w:cs="Calibri"/>
+          <w:b/>
+          <w:bCs/>
+          <w:sz w:val="24"/>
+          <w:szCs w:val="24"/>
+        </w:rPr>
+        <w:lastRenderedPageBreak/>
+        <w:t>Introduction</w:t>
+      </w:r>
+    </w:p>
+    <w:p>
+      <w:pPr>
+        <w:spacing w:after="0" w:line="480" w:lineRule="auto"/>
+        <w:jc w:val="both"/>
+        <w:rPr>
+          <w:rFonts w:ascii="Calibri" w:hAnsi="Calibri" w:cs="Calibri"/>
+          <w:b/>
+          <w:bCs/>
+          <w:sz w:val="24"/>
+          <w:szCs w:val="24"/>
+        </w:rPr>
+      </w:pPr>
+      <w:r>
+        <w:rPr>
+          <w:rFonts w:ascii="Calibri" w:hAnsi="Calibri" w:cs="Calibri"/>
+          <w:b/>
+          <w:bCs/>
+          <w:sz w:val="24"/>
+          <w:szCs w:val="24"/>
+        </w:rPr>
+        <w:t>Material and methods</w:t>
+      </w:r>
+    </w:p>
+    <w:p>
+      <w:pPr>
+        <w:spacing w:after="0" w:line="480" w:lineRule="auto"/>
+        <w:jc w:val="both"/>
+        <w:rPr>
+          <w:rFonts w:ascii="Calibri" w:hAnsi="Calibri" w:cs="Calibri"/>
+          <w:i/>
+          <w:iCs/>
+          <w:lang w:val="en-GB"/>
+        </w:rPr>
+      </w:pPr>
+      <w:r>
+        <w:rPr>
+          <w:rFonts w:ascii="Calibri" w:hAnsi="Calibri" w:cs="Calibri"/>
+          <w:i/>
+          <w:iCs/>
+          <w:sz w:val="24"/>
+          <w:szCs w:val="24"/>
+          <w:lang w:val="en-GB"/>
+        </w:rPr>
+        <w:t xml:space="preserve">Covariate diffusion </w:t>
+      </w:r>
+      <w:r>
+        <w:rPr>
+          <w:rFonts w:ascii="Calibri" w:hAnsi="Calibri" w:cs="Calibri"/>
+          <w:i/>
+          <w:iCs/>
+          <w:sz w:val="24"/>
+          <w:szCs w:val="24"/>
+          <w:lang w:val="en-GB"/>
+        </w:rPr>
+        <w:t>—</w:t>
+      </w:r>
+      <w:r>
+        <w:rPr>
+          <w:rFonts w:ascii="Calibri" w:hAnsi="Calibri" w:cs="Calibri"/>
+          <w:i/>
+          <w:iCs/>
+          <w:sz w:val="24"/>
+          <w:szCs w:val="24"/>
+          <w:lang w:val="en-GB"/>
+        </w:rPr>
+        <w:t xml:space="preserve"> theory check</w:t>
+      </w:r>
+    </w:p>
+    <w:p>
+      <w:pPr>
+        <w:spacing w:after="0" w:line="480" w:lineRule="auto"/>
+        <w:jc w:val="both"/>
+        <w:rPr>
+          <w:rFonts w:ascii="Calibri" w:hAnsi="Calibri" w:cs="Calibri"/>
+          <w:color w:val="FF0000"/>
+          <w:sz w:val="20"/>
+          <w:szCs w:val="20"/>
+          <w:lang w:val="en-GB"/>
+        </w:rPr>
+      </w:pPr>
+      <w:r>
+        <w:rPr>
+          <w:rFonts w:ascii="Calibri" w:hAnsi="Calibri" w:cs="Calibri"/>
+          <w:color w:val="FF0000"/>
+          <w:sz w:val="20"/>
+          <w:szCs w:val="20"/>
+          <w:lang w:val="en-GB"/>
+        </w:rPr>
+        <w:t>Fig. 1. Didactic figure?</w:t>
+      </w:r>
+    </w:p>
+    <w:p>
+      <w:pPr>
+        <w:spacing w:after="0" w:line="480" w:lineRule="auto"/>
+        <w:jc w:val="both"/>
+        <w:rPr>
+          <w:rFonts w:ascii="Calibri" w:hAnsi="Calibri" w:cs="Calibri"/>
+          <w:i/>
+          <w:iCs/>
+          <w:lang w:val="en-GB"/>
+        </w:rPr>
+      </w:pPr>
+      <w:r>
+        <w:rPr>
+          <w:rFonts w:ascii="Calibri" w:hAnsi="Calibri" w:cs="Calibri"/>
+          <w:i/>
+          <w:iCs/>
+          <w:sz w:val="24"/>
+          <w:szCs w:val="24"/>
+          <w:lang w:val="en-GB"/>
+        </w:rPr>
+        <w:t>Estimati</w:t>
+      </w:r>
+      <w:r>
+        <w:rPr>
+          <w:rFonts w:ascii="Calibri" w:hAnsi="Calibri" w:cs="Calibri"/>
+          <w:i/>
+          <w:iCs/>
+          <w:sz w:val="24"/>
+          <w:szCs w:val="24"/>
+          <w:lang w:val="en-GB"/>
+        </w:rPr>
+        <w:t>on</w:t>
+      </w:r>
+      <w:r>
+        <w:rPr>
+          <w:rFonts w:ascii="Calibri" w:hAnsi="Calibri" w:cs="Calibri"/>
+          <w:i/>
+          <w:iCs/>
+          <w:sz w:val="24"/>
+          <w:szCs w:val="24"/>
+          <w:lang w:val="en-GB"/>
+        </w:rPr>
+        <w:t xml:space="preserve"> process</w:t>
+      </w:r>
+    </w:p>
+    <w:p>
+      <w:pPr>
+        <w:spacing w:after="0" w:line="480" w:lineRule="auto"/>
+        <w:jc w:val="both"/>
+        <w:rPr>
+          <w:rFonts w:ascii="Calibri" w:hAnsi="Calibri" w:cs="Calibri"/>
+          <w:i/>
+          <w:iCs/>
+          <w:lang w:val="en-GB"/>
+        </w:rPr>
+      </w:pPr>
+      <w:r>
+        <w:rPr>
+          <w:rFonts w:ascii="Calibri" w:hAnsi="Calibri" w:cs="Calibri"/>
+          <w:i/>
+          <w:iCs/>
+          <w:sz w:val="24"/>
+          <w:szCs w:val="24"/>
+          <w:lang w:val="en-GB"/>
+        </w:rPr>
+        <w:t>Testing the ability to recover diffusion with a simulation experiment</w:t>
+      </w:r>
+    </w:p>
+    <w:p>
+      <w:pPr>
+        <w:spacing w:after="0" w:line="480" w:lineRule="auto"/>
+        <w:jc w:val="both"/>
+        <w:rPr>
+          <w:rFonts w:ascii="Calibri" w:hAnsi="Calibri" w:cs="Calibri"/>
+          <w:i/>
+          <w:iCs/>
+          <w:lang w:val="en-GB"/>
+        </w:rPr>
+      </w:pPr>
+      <w:r>
+        <w:rPr>
+          <w:rFonts w:ascii="Calibri" w:hAnsi="Calibri" w:cs="Calibri"/>
+          <w:i/>
+          <w:iCs/>
+          <w:sz w:val="24"/>
+          <w:szCs w:val="24"/>
+          <w:lang w:val="en-GB"/>
+        </w:rPr>
+        <w:t xml:space="preserve">Case study 1: </w:t>
+      </w:r>
+      <w:r>
+        <w:rPr>
+          <w:rFonts w:ascii="Calibri" w:hAnsi="Calibri" w:cs="Calibri"/>
+          <w:i/>
+          <w:iCs/>
+          <w:sz w:val="24"/>
+          <w:szCs w:val="24"/>
+          <w:lang w:val="en-GB"/>
+        </w:rPr>
+        <w:t>B</w:t>
+      </w:r>
+      <w:r>
+        <w:rPr>
+          <w:rFonts w:ascii="Calibri" w:hAnsi="Calibri" w:cs="Calibri"/>
+          <w:i/>
+          <w:iCs/>
+          <w:sz w:val="24"/>
+          <w:szCs w:val="24"/>
+          <w:lang w:val="en-GB"/>
+        </w:rPr>
+        <w:t>athymetrical associations of 45 fishes in the eastern and northern Bering Sea</w:t>
+      </w:r>
+    </w:p>
+    <w:p>
+      <w:pPr>
+        <w:spacing w:after="0" w:line="480" w:lineRule="auto"/>
+        <w:jc w:val="both"/>
+        <w:rPr>
+          <w:rFonts w:ascii="Calibri" w:hAnsi="Calibri" w:cs="Calibri"/>
+          <w:i/>
+          <w:iCs/>
+          <w:lang w:val="en-GB"/>
+        </w:rPr>
+      </w:pPr>
+      <w:r>
+        <w:rPr>
+          <w:rFonts w:ascii="Calibri" w:hAnsi="Calibri" w:cs="Calibri"/>
+          <w:i/>
+          <w:iCs/>
+          <w:sz w:val="24"/>
+          <w:szCs w:val="24"/>
+          <w:lang w:val="en-GB"/>
+        </w:rPr>
+        <w:t>Case study 2: Effects of population density on bird counts from the North American BBS</w:t>
+      </w:r>
+    </w:p>
+    <w:p>
+      <w:pPr>
+        <w:spacing w:after="0" w:line="480" w:lineRule="auto"/>
+        <w:jc w:val="both"/>
+        <w:rPr>
+          <w:rFonts w:ascii="Calibri" w:hAnsi="Calibri" w:cs="Calibri"/>
+          <w:b/>
+          <w:bCs/>
+        </w:rPr>
+      </w:pPr>
+    </w:p>
+    <w:p>
+      <w:pPr>
+        <w:spacing w:after="0" w:line="480" w:lineRule="auto"/>
+        <w:jc w:val="both"/>
+        <w:rPr>
+          <w:rFonts w:ascii="Calibri" w:hAnsi="Calibri" w:cs="Calibri"/>
+          <w:b/>
+          <w:bCs/>
+        </w:rPr>
+      </w:pPr>
+    </w:p>
+    <w:p>
+      <w:pPr>
+        <w:spacing w:after="0" w:line="480" w:lineRule="auto"/>
+        <w:jc w:val="both"/>
+        <w:rPr>
+          <w:rFonts w:ascii="Calibri" w:hAnsi="Calibri" w:cs="Calibri"/>
+          <w:b/>
+          <w:bCs/>
+        </w:rPr>
+      </w:pPr>
+    </w:p>
+    <w:p>
+      <w:pPr>
+        <w:spacing w:after="0" w:line="480" w:lineRule="auto"/>
+        <w:jc w:val="both"/>
+        <w:rPr>
+          <w:rFonts w:ascii="Calibri" w:hAnsi="Calibri" w:cs="Calibri"/>
+          <w:b/>
+          <w:bCs/>
+        </w:rPr>
+      </w:pPr>
+    </w:p>
+    <w:p>
+      <w:pPr>
+        <w:spacing w:after="0" w:line="480" w:lineRule="auto"/>
+        <w:jc w:val="both"/>
+        <w:rPr>
+          <w:rFonts w:ascii="Calibri" w:hAnsi="Calibri" w:cs="Calibri"/>
+          <w:b/>
+          <w:bCs/>
+        </w:rPr>
+      </w:pPr>
+    </w:p>
+    <w:p>
+      <w:pPr>
+        <w:spacing w:after="0" w:line="480" w:lineRule="auto"/>
+        <w:jc w:val="both"/>
+        <w:rPr>
+          <w:rFonts w:ascii="Calibri" w:hAnsi="Calibri" w:cs="Calibri"/>
+          <w:b/>
+          <w:bCs/>
+        </w:rPr>
+      </w:pPr>
+    </w:p>
+    <w:p>
+      <w:pPr>
+        <w:spacing w:after="0" w:line="480" w:lineRule="auto"/>
+        <w:jc w:val="both"/>
+        <w:rPr>
+          <w:rFonts w:ascii="Calibri" w:hAnsi="Calibri" w:cs="Calibri"/>
+          <w:b/>
+          <w:bCs/>
+        </w:rPr>
+      </w:pPr>
+    </w:p>
+    <w:p>
+      <w:pPr>
+        <w:spacing w:after="0" w:line="480" w:lineRule="auto"/>
+        <w:jc w:val="both"/>
+        <w:rPr>
+          <w:rFonts w:ascii="Calibri" w:hAnsi="Calibri" w:cs="Calibri"/>
+          <w:b/>
+          <w:bCs/>
+        </w:rPr>
+      </w:pPr>
+    </w:p>
+    <w:p>
+      <w:pPr>
+        <w:spacing w:after="0" w:line="480" w:lineRule="auto"/>
+        <w:jc w:val="both"/>
+        <w:rPr>
+          <w:rFonts w:ascii="Calibri" w:hAnsi="Calibri" w:cs="Calibri"/>
+          <w:b/>
+          <w:bCs/>
+        </w:rPr>
+      </w:pPr>
+    </w:p>
+    <w:p>
+      <w:pPr>
+        <w:spacing w:after="0" w:line="480" w:lineRule="auto"/>
+        <w:jc w:val="both"/>
+        <w:rPr>
+          <w:rFonts w:ascii="Calibri" w:hAnsi="Calibri" w:cs="Calibri"/>
+          <w:b/>
+          <w:bCs/>
+        </w:rPr>
+      </w:pPr>
+    </w:p>
+    <w:p>
+      <w:pPr>
+        <w:spacing w:after="0" w:line="480" w:lineRule="auto"/>
+        <w:jc w:val="both"/>
+        <w:rPr>
+          <w:rFonts w:ascii="Calibri" w:hAnsi="Calibri" w:cs="Calibri"/>
+          <w:b/>
+          <w:bCs/>
+        </w:rPr>
+      </w:pPr>
+    </w:p>
+    <w:p>
+      <w:pPr>
+        <w:spacing w:after="0" w:line="480" w:lineRule="auto"/>
+        <w:jc w:val="both"/>
+        <w:rPr>
+          <w:rFonts w:ascii="Calibri" w:hAnsi="Calibri" w:cs="Calibri"/>
+          <w:b/>
+          <w:bCs/>
+        </w:rPr>
+      </w:pPr>
+    </w:p>
+    <w:p>
+      <w:pPr>
+        <w:spacing w:after="0" w:line="480" w:lineRule="auto"/>
+        <w:jc w:val="both"/>
+        <w:rPr>
+          <w:rFonts w:ascii="Calibri" w:hAnsi="Calibri" w:cs="Calibri"/>
+          <w:b/>
+          <w:bCs/>
+        </w:rPr>
+      </w:pPr>
+    </w:p>
+    <w:p>
+      <w:pPr>
+        <w:spacing w:after="0" w:line="480" w:lineRule="auto"/>
+        <w:jc w:val="both"/>
+        <w:rPr>
+          <w:rFonts w:ascii="Calibri" w:hAnsi="Calibri" w:cs="Calibri"/>
+          <w:b/>
+          <w:bCs/>
+        </w:rPr>
+      </w:pPr>
+    </w:p>
+    <w:p>
+      <w:pPr>
+        <w:spacing w:after="0" w:line="480" w:lineRule="auto"/>
+        <w:jc w:val="both"/>
+        <w:rPr>
+          <w:rFonts w:ascii="Calibri" w:hAnsi="Calibri" w:cs="Calibri"/>
+          <w:b/>
+          <w:bCs/>
+        </w:rPr>
+      </w:pPr>
+    </w:p>
+    <w:p>
+      <w:pPr>
+        <w:spacing w:after="0" w:line="480" w:lineRule="auto"/>
+        <w:jc w:val="both"/>
+        <w:rPr>
+          <w:rFonts w:ascii="Calibri" w:hAnsi="Calibri" w:cs="Calibri"/>
+          <w:b/>
+          <w:bCs/>
+          <w:sz w:val="24"/>
+          <w:szCs w:val="24"/>
+        </w:rPr>
+      </w:pPr>
+    </w:p>
+    <w:p>
+      <w:pPr>
+        <w:spacing w:after="0" w:line="480" w:lineRule="auto"/>
+        <w:jc w:val="both"/>
+        <w:rPr>
+          <w:rFonts w:ascii="Calibri" w:hAnsi="Calibri" w:cs="Calibri"/>
+          <w:b/>
+          <w:bCs/>
+          <w:sz w:val="24"/>
+          <w:szCs w:val="24"/>
+        </w:rPr>
+      </w:pPr>
+      <w:r>
+        <w:rPr>
+          <w:rFonts w:ascii="Calibri" w:hAnsi="Calibri" w:cs="Calibri"/>
+          <w:b/>
+          <w:bCs/>
+          <w:sz w:val="24"/>
+          <w:szCs w:val="24"/>
+        </w:rPr>
+        <w:lastRenderedPageBreak/>
+        <w:t>Results</w:t>
+      </w:r>
+    </w:p>
+    <w:p>
+      <w:pPr>
+        <w:spacing w:after="0" w:line="480" w:lineRule="auto"/>
+        <w:jc w:val="both"/>
+        <w:rPr>
+          <w:rFonts w:ascii="Calibri" w:hAnsi="Calibri" w:cs="Calibri"/>
+          <w:color w:val="FF0000"/>
+          <w:sz w:val="20"/>
+          <w:szCs w:val="20"/>
+        </w:rPr>
+      </w:pPr>
+      <w:r>
+        <w:rPr>
+          <w:rFonts w:ascii="Calibri" w:hAnsi="Calibri" w:cs="Calibri"/>
+          <w:color w:val="FF0000"/>
+          <w:sz w:val="20"/>
+          <w:szCs w:val="20"/>
+        </w:rPr>
+        <w:t>Table 1</w:t>
+      </w:r>
+      <w:r>
+        <w:rPr>
+          <w:rFonts w:ascii="Calibri" w:hAnsi="Calibri" w:cs="Calibri"/>
+          <w:color w:val="FF0000"/>
+          <w:sz w:val="20"/>
+          <w:szCs w:val="20"/>
+        </w:rPr>
+        <w:t>.</w:t>
+      </w:r>
+      <w:r>
+        <w:rPr>
+          <w:rFonts w:ascii="Calibri" w:hAnsi="Calibri" w:cs="Calibri"/>
+          <w:color w:val="FF0000"/>
+          <w:sz w:val="20"/>
+          <w:szCs w:val="20"/>
+        </w:rPr>
+        <w:t xml:space="preserve"> Confusion matrix of models favored by AIC for two different estimation models (rows) and operating models (columns) for </w:t>
+      </w:r>
+      <w:commentRangeStart w:id="3"/>
+      <w:proofErr w:type="spellStart"/>
+      <w:r>
+        <w:rPr>
+          <w:rFonts w:ascii="Calibri" w:hAnsi="Calibri" w:cs="Calibri"/>
+          <w:color w:val="FF0000"/>
+          <w:sz w:val="20"/>
+          <w:szCs w:val="20"/>
+        </w:rPr>
+        <w:t>n_sim</w:t>
+      </w:r>
+      <w:commentRangeEnd w:id="3"/>
+      <w:proofErr w:type="spellEnd"/>
+      <w:r>
+        <w:rPr>
+          <w:rStyle w:val="CommentReference"/>
+        </w:rPr>
+        <w:commentReference w:id="3"/>
+      </w:r>
+      <w:r>
+        <w:rPr>
+          <w:rFonts w:ascii="Calibri" w:hAnsi="Calibri" w:cs="Calibri"/>
+          <w:color w:val="FF0000"/>
+          <w:sz w:val="20"/>
+          <w:szCs w:val="20"/>
+        </w:rPr>
+        <w:t xml:space="preserve"> simulated data sets.</w:t>
+      </w:r>
+    </w:p>
+    <w:tbl>
+      <w:tblPr>
+        <w:tblStyle w:val="TableGrid"/>
+        <w:tblW w:w="5304" w:type="dxa"/>
+        <w:tblLook w:val="04A0" w:firstRow="1" w:lastRow="0" w:firstColumn="1" w:lastColumn="0" w:noHBand="0" w:noVBand="1"/>
+      </w:tblPr>
+      <w:tblGrid>
+        <w:gridCol w:w="783"/>
+        <w:gridCol w:w="1657"/>
+        <w:gridCol w:w="1657"/>
+        <w:gridCol w:w="1207"/>
+      </w:tblGrid>
+      <w:tr>
+        <w:trPr>
+          <w:trHeight w:val="634"/>
+        </w:trPr>
+        <w:tc>
+          <w:tcPr>
+            <w:tcW w:w="0" w:type="auto"/>
+            <w:tcBorders>
+              <w:top w:val="nil"/>
+              <w:left w:val="nil"/>
+              <w:bottom w:val="nil"/>
+              <w:right w:val="nil"/>
+            </w:tcBorders>
+          </w:tcPr>
+          <w:p>
+            <w:pPr>
+              <w:spacing w:line="480" w:lineRule="auto"/>
+              <w:jc w:val="both"/>
+              <w:rPr>
+                <w:rFonts w:ascii="Calibri" w:hAnsi="Calibri" w:cs="Calibri"/>
+              </w:rPr>
+            </w:pPr>
+          </w:p>
+        </w:tc>
+        <w:tc>
+          <w:tcPr>
+            <w:tcW w:w="0" w:type="auto"/>
+            <w:tcBorders>
+              <w:top w:val="nil"/>
+              <w:left w:val="nil"/>
+              <w:bottom w:val="nil"/>
+              <w:right w:val="nil"/>
+            </w:tcBorders>
+          </w:tcPr>
+          <w:p>
+            <w:pPr>
+              <w:spacing w:line="480" w:lineRule="auto"/>
+              <w:jc w:val="both"/>
+              <w:rPr>
+                <w:rFonts w:ascii="Calibri" w:hAnsi="Calibri" w:cs="Calibri"/>
+              </w:rPr>
+            </w:pPr>
+          </w:p>
+        </w:tc>
+        <w:tc>
+          <w:tcPr>
+            <w:tcW w:w="0" w:type="auto"/>
+            <w:gridSpan w:val="2"/>
+            <w:tcBorders>
+              <w:top w:val="nil"/>
+              <w:left w:val="nil"/>
+              <w:bottom w:val="nil"/>
+              <w:right w:val="nil"/>
+            </w:tcBorders>
+          </w:tcPr>
+          <w:p>
+            <w:pPr>
+              <w:spacing w:line="480" w:lineRule="auto"/>
+              <w:jc w:val="both"/>
+              <w:rPr>
+                <w:rFonts w:ascii="Calibri" w:hAnsi="Calibri" w:cs="Calibri"/>
+                <w:i/>
+                <w:iCs/>
+              </w:rPr>
+            </w:pPr>
+            <w:r>
+              <w:rPr>
+                <w:rFonts w:ascii="Calibri" w:hAnsi="Calibri" w:cs="Calibri"/>
+                <w:i/>
+                <w:iCs/>
+              </w:rPr>
+              <w:t>Operating model</w:t>
+            </w:r>
+          </w:p>
+        </w:tc>
+      </w:tr>
+      <w:tr>
+        <w:trPr>
+          <w:trHeight w:val="649"/>
+        </w:trPr>
+        <w:tc>
+          <w:tcPr>
+            <w:tcW w:w="0" w:type="auto"/>
+            <w:vMerge w:val="restart"/>
+            <w:tcBorders>
+              <w:top w:val="nil"/>
+              <w:left w:val="nil"/>
+              <w:right w:val="nil"/>
+            </w:tcBorders>
+            <w:textDirection w:val="btLr"/>
+          </w:tcPr>
+          <w:p>
+            <w:pPr>
+              <w:spacing w:line="480" w:lineRule="auto"/>
+              <w:ind w:left="113" w:right="113"/>
+              <w:jc w:val="both"/>
+              <w:rPr>
+                <w:rFonts w:ascii="Calibri" w:hAnsi="Calibri" w:cs="Calibri"/>
+              </w:rPr>
+            </w:pPr>
+            <w:r>
+              <w:rPr>
+                <w:rFonts w:ascii="Calibri" w:hAnsi="Calibri" w:cs="Calibri"/>
+                <w:i/>
+                <w:iCs/>
+              </w:rPr>
+              <w:t>Estimation model</w:t>
+            </w:r>
+          </w:p>
+        </w:tc>
+        <w:tc>
+          <w:tcPr>
+            <w:tcW w:w="0" w:type="auto"/>
+            <w:tcBorders>
+              <w:top w:val="nil"/>
+              <w:left w:val="nil"/>
+            </w:tcBorders>
+          </w:tcPr>
+          <w:p>
+            <w:pPr>
+              <w:spacing w:line="480" w:lineRule="auto"/>
+              <w:jc w:val="both"/>
+              <w:rPr>
+                <w:rFonts w:ascii="Calibri" w:hAnsi="Calibri" w:cs="Calibri"/>
+              </w:rPr>
+            </w:pPr>
+          </w:p>
+        </w:tc>
+        <w:tc>
+          <w:tcPr>
+            <w:tcW w:w="0" w:type="auto"/>
+            <w:tcBorders>
+              <w:top w:val="nil"/>
+            </w:tcBorders>
+          </w:tcPr>
+          <w:p>
+            <w:pPr>
+              <w:spacing w:line="480" w:lineRule="auto"/>
+              <w:jc w:val="both"/>
+              <w:rPr>
+                <w:rFonts w:ascii="Calibri" w:hAnsi="Calibri" w:cs="Calibri"/>
+              </w:rPr>
+            </w:pPr>
+            <w:r>
+              <w:rPr>
+                <w:rFonts w:ascii="Calibri" w:hAnsi="Calibri" w:cs="Calibri"/>
+              </w:rPr>
+              <w:t>Diffusion model</w:t>
+            </w:r>
+          </w:p>
+        </w:tc>
+        <w:tc>
+          <w:tcPr>
+            <w:tcW w:w="0" w:type="auto"/>
+            <w:tcBorders>
+              <w:top w:val="nil"/>
+              <w:right w:val="nil"/>
+            </w:tcBorders>
+          </w:tcPr>
+          <w:p>
+            <w:pPr>
+              <w:spacing w:line="480" w:lineRule="auto"/>
+              <w:jc w:val="both"/>
+              <w:rPr>
+                <w:rFonts w:ascii="Calibri" w:hAnsi="Calibri" w:cs="Calibri"/>
+              </w:rPr>
+            </w:pPr>
+            <w:r>
+              <w:rPr>
+                <w:rFonts w:ascii="Calibri" w:hAnsi="Calibri" w:cs="Calibri"/>
+              </w:rPr>
+              <w:t>Null model</w:t>
+            </w:r>
+          </w:p>
+        </w:tc>
+      </w:tr>
+      <w:tr>
+        <w:trPr>
+          <w:trHeight w:val="634"/>
+        </w:trPr>
+        <w:tc>
+          <w:tcPr>
+            <w:tcW w:w="0" w:type="auto"/>
+            <w:vMerge/>
+            <w:tcBorders>
+              <w:left w:val="nil"/>
+              <w:right w:val="nil"/>
+            </w:tcBorders>
+            <w:textDirection w:val="btLr"/>
+          </w:tcPr>
+          <w:p>
+            <w:pPr>
+              <w:spacing w:line="480" w:lineRule="auto"/>
+              <w:ind w:left="113" w:right="113"/>
+              <w:jc w:val="both"/>
+              <w:rPr>
+                <w:rFonts w:ascii="Calibri" w:hAnsi="Calibri" w:cs="Calibri"/>
+                <w:i/>
+                <w:iCs/>
+              </w:rPr>
+            </w:pPr>
+          </w:p>
+        </w:tc>
+        <w:tc>
+          <w:tcPr>
+            <w:tcW w:w="0" w:type="auto"/>
+            <w:tcBorders>
+              <w:left w:val="nil"/>
+              <w:bottom w:val="single" w:sz="4" w:space="0" w:color="auto"/>
+            </w:tcBorders>
+          </w:tcPr>
+          <w:p>
+            <w:pPr>
+              <w:spacing w:line="480" w:lineRule="auto"/>
+              <w:jc w:val="both"/>
+              <w:rPr>
+                <w:rFonts w:ascii="Calibri" w:hAnsi="Calibri" w:cs="Calibri"/>
+              </w:rPr>
+            </w:pPr>
+            <w:r>
+              <w:rPr>
+                <w:rFonts w:ascii="Calibri" w:hAnsi="Calibri" w:cs="Calibri"/>
+              </w:rPr>
+              <w:t>Null model</w:t>
+            </w:r>
+          </w:p>
+        </w:tc>
+        <w:tc>
+          <w:tcPr>
+            <w:tcW w:w="0" w:type="auto"/>
+            <w:tcBorders>
+              <w:bottom w:val="single" w:sz="4" w:space="0" w:color="auto"/>
+            </w:tcBorders>
+          </w:tcPr>
+          <w:p>
+            <w:pPr>
+              <w:spacing w:line="480" w:lineRule="auto"/>
+              <w:jc w:val="both"/>
+              <w:rPr>
+                <w:rFonts w:ascii="Calibri" w:hAnsi="Calibri" w:cs="Calibri"/>
+              </w:rPr>
+            </w:pPr>
+            <w:r>
+              <w:rPr>
+                <w:rFonts w:ascii="Calibri" w:hAnsi="Calibri" w:cs="Calibri"/>
+              </w:rPr>
+              <w:t>2</w:t>
+            </w:r>
+          </w:p>
+        </w:tc>
+        <w:tc>
+          <w:tcPr>
+            <w:tcW w:w="0" w:type="auto"/>
+            <w:tcBorders>
+              <w:bottom w:val="single" w:sz="4" w:space="0" w:color="auto"/>
+              <w:right w:val="nil"/>
+            </w:tcBorders>
+          </w:tcPr>
+          <w:p>
+            <w:pPr>
+              <w:spacing w:line="480" w:lineRule="auto"/>
+              <w:jc w:val="both"/>
+              <w:rPr>
+                <w:rFonts w:ascii="Calibri" w:hAnsi="Calibri" w:cs="Calibri"/>
+              </w:rPr>
+            </w:pPr>
+            <w:r>
+              <w:rPr>
+                <w:rFonts w:ascii="Calibri" w:hAnsi="Calibri" w:cs="Calibri"/>
+              </w:rPr>
+              <w:t>141</w:t>
+            </w:r>
+          </w:p>
+        </w:tc>
+      </w:tr>
+      <w:tr>
+        <w:trPr>
+          <w:trHeight w:val="992"/>
+        </w:trPr>
+        <w:tc>
+          <w:tcPr>
+            <w:tcW w:w="0" w:type="auto"/>
+            <w:vMerge/>
+            <w:tcBorders>
+              <w:left w:val="nil"/>
+              <w:bottom w:val="nil"/>
+              <w:right w:val="nil"/>
+            </w:tcBorders>
+          </w:tcPr>
+          <w:p>
+            <w:pPr>
+              <w:spacing w:line="480" w:lineRule="auto"/>
+              <w:jc w:val="both"/>
+              <w:rPr>
+                <w:rFonts w:ascii="Calibri" w:hAnsi="Calibri" w:cs="Calibri"/>
+              </w:rPr>
+            </w:pPr>
+          </w:p>
+        </w:tc>
+        <w:tc>
+          <w:tcPr>
+            <w:tcW w:w="0" w:type="auto"/>
+            <w:tcBorders>
+              <w:left w:val="nil"/>
+              <w:bottom w:val="nil"/>
+            </w:tcBorders>
+          </w:tcPr>
+          <w:p>
+            <w:pPr>
+              <w:spacing w:line="480" w:lineRule="auto"/>
+              <w:jc w:val="both"/>
+              <w:rPr>
+                <w:rFonts w:ascii="Calibri" w:hAnsi="Calibri" w:cs="Calibri"/>
+              </w:rPr>
+            </w:pPr>
+            <w:r>
+              <w:rPr>
+                <w:rFonts w:ascii="Calibri" w:hAnsi="Calibri" w:cs="Calibri"/>
+              </w:rPr>
+              <w:t>Diffusion model</w:t>
+            </w:r>
+          </w:p>
+        </w:tc>
+        <w:tc>
+          <w:tcPr>
+            <w:tcW w:w="0" w:type="auto"/>
+            <w:tcBorders>
+              <w:bottom w:val="nil"/>
+            </w:tcBorders>
+          </w:tcPr>
+          <w:p>
+            <w:pPr>
+              <w:spacing w:line="480" w:lineRule="auto"/>
+              <w:jc w:val="both"/>
+              <w:rPr>
+                <w:rFonts w:ascii="Calibri" w:hAnsi="Calibri" w:cs="Calibri"/>
+              </w:rPr>
+            </w:pPr>
+            <w:r>
+              <w:rPr>
+                <w:rFonts w:ascii="Calibri" w:hAnsi="Calibri" w:cs="Calibri"/>
+              </w:rPr>
+              <w:t>148</w:t>
+            </w:r>
+          </w:p>
+        </w:tc>
+        <w:tc>
+          <w:tcPr>
+            <w:tcW w:w="0" w:type="auto"/>
+            <w:tcBorders>
+              <w:bottom w:val="nil"/>
+              <w:right w:val="nil"/>
+            </w:tcBorders>
+          </w:tcPr>
+          <w:p>
+            <w:pPr>
+              <w:spacing w:line="480" w:lineRule="auto"/>
+              <w:jc w:val="both"/>
+              <w:rPr>
+                <w:rFonts w:ascii="Calibri" w:hAnsi="Calibri" w:cs="Calibri"/>
+              </w:rPr>
+            </w:pPr>
+            <w:r>
+              <w:rPr>
+                <w:rFonts w:ascii="Calibri" w:hAnsi="Calibri" w:cs="Calibri"/>
+              </w:rPr>
+              <w:t>9</w:t>
+            </w:r>
+          </w:p>
+        </w:tc>
+      </w:tr>
+    </w:tbl>
+    <w:p>
+      <w:pPr>
+        <w:spacing w:after="0" w:line="480" w:lineRule="auto"/>
+        <w:jc w:val="both"/>
+        <w:rPr>
+          <w:rFonts w:ascii="Calibri" w:hAnsi="Calibri" w:cs="Calibri"/>
+          <w:b/>
+          <w:bCs/>
+        </w:rPr>
+      </w:pPr>
+    </w:p>
+    <w:p>
+      <w:pPr>
+        <w:spacing w:after="0" w:line="480" w:lineRule="auto"/>
+        <w:jc w:val="both"/>
+        <w:rPr>
+          <w:rFonts w:ascii="Calibri" w:hAnsi="Calibri" w:cs="Calibri"/>
+          <w:b/>
+          <w:bCs/>
+        </w:rPr>
+      </w:pPr>
+    </w:p>
+    <w:p>
+      <w:pPr>
+        <w:spacing w:after="0" w:line="480" w:lineRule="auto"/>
+        <w:jc w:val="both"/>
+        <w:rPr>
+          <w:rFonts w:ascii="Calibri" w:hAnsi="Calibri" w:cs="Calibri"/>
+          <w:b/>
+          <w:bCs/>
+        </w:rPr>
+      </w:pPr>
+    </w:p>
+    <w:p>
+      <w:pPr>
+        <w:spacing w:after="0" w:line="480" w:lineRule="auto"/>
+        <w:jc w:val="both"/>
+        <w:rPr>
+          <w:rFonts w:ascii="Calibri" w:hAnsi="Calibri" w:cs="Calibri"/>
+          <w:b/>
+          <w:bCs/>
+        </w:rPr>
+      </w:pPr>
+    </w:p>
+    <w:p>
+      <w:pPr>
+        <w:spacing w:after="0" w:line="480" w:lineRule="auto"/>
+        <w:jc w:val="both"/>
+        <w:rPr>
+          <w:rFonts w:ascii="Calibri" w:hAnsi="Calibri" w:cs="Calibri"/>
+          <w:b/>
+          <w:bCs/>
+        </w:rPr>
+      </w:pPr>
+    </w:p>
+    <w:p>
+      <w:pPr>
+        <w:spacing w:after="0" w:line="480" w:lineRule="auto"/>
+        <w:jc w:val="both"/>
+        <w:rPr>
+          <w:rFonts w:ascii="Calibri" w:hAnsi="Calibri" w:cs="Calibri"/>
+          <w:b/>
+          <w:bCs/>
+        </w:rPr>
+      </w:pPr>
+    </w:p>
+    <w:p>
+      <w:pPr>
+        <w:spacing w:after="0" w:line="480" w:lineRule="auto"/>
+        <w:jc w:val="both"/>
+        <w:rPr>
+          <w:rFonts w:ascii="Calibri" w:hAnsi="Calibri" w:cs="Calibri"/>
+          <w:b/>
+          <w:bCs/>
+        </w:rPr>
+      </w:pPr>
+    </w:p>
+    <w:p>
+      <w:pPr>
+        <w:spacing w:after="0" w:line="480" w:lineRule="auto"/>
+        <w:jc w:val="both"/>
+        <w:rPr>
+          <w:rFonts w:ascii="Calibri" w:hAnsi="Calibri" w:cs="Calibri"/>
+          <w:b/>
+          <w:bCs/>
+        </w:rPr>
+      </w:pPr>
+    </w:p>
+    <w:p>
+      <w:pPr>
+        <w:spacing w:after="0" w:line="480" w:lineRule="auto"/>
+        <w:jc w:val="both"/>
+        <w:rPr>
+          <w:rFonts w:ascii="Calibri" w:hAnsi="Calibri" w:cs="Calibri"/>
+          <w:b/>
+          <w:bCs/>
+        </w:rPr>
+      </w:pPr>
+    </w:p>
+    <w:p>
+      <w:pPr>
+        <w:spacing w:after="0" w:line="480" w:lineRule="auto"/>
+        <w:jc w:val="both"/>
+        <w:rPr>
+          <w:rFonts w:ascii="Calibri" w:hAnsi="Calibri" w:cs="Calibri"/>
+          <w:b/>
+          <w:bCs/>
+        </w:rPr>
+      </w:pPr>
+    </w:p>
+    <w:p>
+      <w:pPr>
+        <w:spacing w:after="0" w:line="480" w:lineRule="auto"/>
+        <w:jc w:val="both"/>
+        <w:rPr>
+          <w:rFonts w:ascii="Calibri" w:hAnsi="Calibri" w:cs="Calibri"/>
+          <w:b/>
+          <w:bCs/>
+        </w:rPr>
+      </w:pPr>
+    </w:p>
+    <w:p>
+      <w:pPr>
+        <w:spacing w:after="0" w:line="480" w:lineRule="auto"/>
+        <w:jc w:val="both"/>
+        <w:rPr>
+          <w:rFonts w:ascii="Calibri" w:hAnsi="Calibri" w:cs="Calibri"/>
+          <w:b/>
+          <w:bCs/>
+        </w:rPr>
+      </w:pPr>
+    </w:p>
+    <w:p>
+      <w:pPr>
+        <w:spacing w:after="0" w:line="480" w:lineRule="auto"/>
+        <w:jc w:val="both"/>
+        <w:rPr>
+          <w:rFonts w:ascii="Calibri" w:hAnsi="Calibri" w:cs="Calibri"/>
+          <w:b/>
+          <w:bCs/>
+        </w:rPr>
+      </w:pPr>
+    </w:p>
+    <w:p>
+      <w:pPr>
+        <w:spacing w:after="0" w:line="480" w:lineRule="auto"/>
+        <w:jc w:val="both"/>
+        <w:rPr>
+          <w:rFonts w:ascii="Calibri" w:hAnsi="Calibri" w:cs="Calibri"/>
+          <w:b/>
+          <w:bCs/>
+        </w:rPr>
+      </w:pPr>
+    </w:p>
+    <w:p>
+      <w:pPr>
+        <w:spacing w:after="0" w:line="480" w:lineRule="auto"/>
+        <w:jc w:val="both"/>
+        <w:rPr>
+          <w:rFonts w:ascii="Calibri" w:hAnsi="Calibri" w:cs="Calibri"/>
+          <w:color w:val="FF0000"/>
+          <w:sz w:val="20"/>
+          <w:szCs w:val="20"/>
+          <w:lang w:val="en-GB"/>
+        </w:rPr>
+      </w:pPr>
+    </w:p>
+    <w:p>
+      <w:pPr>
+        <w:spacing w:after="0" w:line="480" w:lineRule="auto"/>
+        <w:jc w:val="both"/>
+        <w:rPr>
+          <w:rFonts w:ascii="Calibri" w:hAnsi="Calibri" w:cs="Calibri"/>
+          <w:color w:val="FF0000"/>
+          <w:sz w:val="20"/>
+          <w:szCs w:val="20"/>
+          <w:lang w:val="en-GB"/>
+        </w:rPr>
+      </w:pPr>
+      <w:r>
+        <w:rPr>
+          <w:rFonts w:ascii="Calibri" w:hAnsi="Calibri" w:cs="Calibri"/>
+          <w:noProof/>
+          <w:color w:val="FF0000"/>
+          <w:sz w:val="20"/>
+          <w:szCs w:val="20"/>
+          <w:lang w:val="en-GB"/>
+        </w:rPr>
+        <w:lastRenderedPageBreak/>
+        <w:drawing>
+          <wp:inline distT="0" distB="0" distL="0" distR="0" wp14:anchorId="1A80E613" wp14:editId="628441C9">
+            <wp:extent cx="5943600" cy="3861435"/>
+            <wp:effectExtent l="0" t="0" r="0" b="0"/>
+            <wp:docPr id="482093049" name="Picture 2" descr="A diagram of a model&#10;&#10;Description automatically generated with medium confidence"/>
+            <wp:cNvGraphicFramePr>
+              <a:graphicFrameLocks xmlns:a="http://schemas.openxmlformats.org/drawingml/2006/main" noChangeAspect="1"/>
+            </wp:cNvGraphicFramePr>
+            <a:graphic xmlns:a="http://schemas.openxmlformats.org/drawingml/2006/main">
+              <a:graphicData uri="http://schemas.openxmlformats.org/drawingml/2006/picture">
+                <pic:pic xmlns:pic="http://schemas.openxmlformats.org/drawingml/2006/picture">
+                  <pic:nvPicPr>
+                    <pic:cNvPr id="482093049" name="Picture 2" descr="A diagram of a model&#10;&#10;Description automatically generated with medium confidence"/>
+                    <pic:cNvPicPr/>
+                  </pic:nvPicPr>
+                  <pic:blipFill>
+                    <a:blip r:embed="rId8" cstate="print">
+                      <a:extLst>
+                        <a:ext uri="{28A0092B-C50C-407E-A947-70E740481C1C}">
+                          <a14:useLocalDpi xmlns:a14="http://schemas.microsoft.com/office/drawing/2010/main" val="0"/>
+                        </a:ext>
+                      </a:extLst>
+                    </a:blip>
+                    <a:stretch>
+                      <a:fillRect/>
+                    </a:stretch>
+                  </pic:blipFill>
+                  <pic:spPr>
+                    <a:xfrm>
+                      <a:off x="0" y="0"/>
+                      <a:ext cx="5943600" cy="3861435"/>
+                    </a:xfrm>
+                    <a:prstGeom prst="rect">
+                      <a:avLst/>
+                    </a:prstGeom>
+                  </pic:spPr>
+                </pic:pic>
+              </a:graphicData>
+            </a:graphic>
+          </wp:inline>
+        </w:drawing>
+      </w:r>
+      <w:commentRangeStart w:id="4"/>
+      <w:r>
+        <w:rPr>
+          <w:rFonts w:ascii="Calibri" w:hAnsi="Calibri" w:cs="Calibri"/>
+          <w:color w:val="FF0000"/>
+          <w:sz w:val="20"/>
+          <w:szCs w:val="20"/>
+          <w:lang w:val="en-GB"/>
+        </w:rPr>
+        <w:t xml:space="preserve">Fig. </w:t>
+      </w:r>
+      <w:r>
+        <w:rPr>
+          <w:rFonts w:ascii="Calibri" w:hAnsi="Calibri" w:cs="Calibri"/>
+          <w:color w:val="FF0000"/>
+          <w:sz w:val="20"/>
+          <w:szCs w:val="20"/>
+          <w:lang w:val="en-GB"/>
+        </w:rPr>
+        <w:t>2</w:t>
+      </w:r>
+      <w:commentRangeEnd w:id="4"/>
+      <w:r>
+        <w:rPr>
+          <w:rStyle w:val="CommentReference"/>
+        </w:rPr>
+        <w:commentReference w:id="4"/>
+      </w:r>
+      <w:r>
+        <w:rPr>
+          <w:rFonts w:ascii="Calibri" w:hAnsi="Calibri" w:cs="Calibri"/>
+          <w:color w:val="FF0000"/>
+          <w:sz w:val="20"/>
+          <w:szCs w:val="20"/>
+          <w:lang w:val="en-GB"/>
+        </w:rPr>
+        <w:t xml:space="preserve">. </w:t>
+      </w:r>
+      <w:r>
+        <w:rPr>
+          <w:rFonts w:ascii="Calibri" w:hAnsi="Calibri" w:cs="Calibri"/>
+          <w:color w:val="FF0000"/>
+          <w:sz w:val="20"/>
+          <w:szCs w:val="20"/>
+          <w:lang w:val="en-GB"/>
+        </w:rPr>
+        <w:t xml:space="preserve">The diffusion model can recover diffused covariate effects and collapse to the null model in the absence of diffusion. </w:t>
+      </w:r>
+      <w:r>
+        <w:rPr>
+          <w:rFonts w:ascii="Calibri" w:hAnsi="Calibri" w:cs="Calibri"/>
+          <w:color w:val="FF0000"/>
+          <w:sz w:val="20"/>
+          <w:szCs w:val="20"/>
+          <w:lang w:val="en-GB"/>
+        </w:rPr>
+        <w:t xml:space="preserve">Simulation testing the ability to </w:t>
+      </w:r>
+      <w:r>
+        <w:rPr>
+          <w:rFonts w:ascii="Calibri" w:hAnsi="Calibri" w:cs="Calibri"/>
+          <w:color w:val="FF0000"/>
+          <w:sz w:val="20"/>
+          <w:szCs w:val="20"/>
+          <w:lang w:val="en-GB"/>
+        </w:rPr>
+        <w:t xml:space="preserve">recover the </w:t>
+      </w:r>
+      <w:r>
+        <w:rPr>
+          <w:rFonts w:ascii="Calibri" w:hAnsi="Calibri" w:cs="Calibri"/>
+          <w:color w:val="FF0000"/>
+          <w:sz w:val="20"/>
+          <w:szCs w:val="20"/>
+          <w:lang w:val="en-GB"/>
+        </w:rPr>
+        <w:t xml:space="preserve">true </w:t>
+      </w:r>
+      <w:r>
+        <w:rPr>
+          <w:rFonts w:ascii="Calibri" w:hAnsi="Calibri" w:cs="Calibri"/>
+          <w:color w:val="FF0000"/>
+          <w:sz w:val="20"/>
+          <w:szCs w:val="20"/>
+          <w:lang w:val="en-GB"/>
+        </w:rPr>
+        <w:t xml:space="preserve">estimated depth coefficient for diffusion and null </w:t>
+      </w:r>
+      <w:r>
+        <w:rPr>
+          <w:rFonts w:ascii="Calibri" w:hAnsi="Calibri" w:cs="Calibri"/>
+          <w:color w:val="FF0000"/>
+          <w:sz w:val="20"/>
+          <w:szCs w:val="20"/>
+          <w:lang w:val="en-GB"/>
+        </w:rPr>
+        <w:t xml:space="preserve">operating models (left and right, respectively), for diffusion and null models (x-axis), for three levels of </w:t>
+      </w:r>
+      <w:proofErr w:type="spellStart"/>
+      <w:r>
+        <w:rPr>
+          <w:rFonts w:ascii="Calibri" w:hAnsi="Calibri" w:cs="Calibri"/>
+          <w:color w:val="FF0000"/>
+          <w:sz w:val="20"/>
+          <w:szCs w:val="20"/>
+          <w:lang w:val="en-GB"/>
+        </w:rPr>
+        <w:t>ln_sigma_eta</w:t>
+      </w:r>
+      <w:proofErr w:type="spellEnd"/>
+      <w:r>
+        <w:rPr>
+          <w:rFonts w:ascii="Calibri" w:hAnsi="Calibri" w:cs="Calibri"/>
+          <w:color w:val="FF0000"/>
+          <w:sz w:val="20"/>
+          <w:szCs w:val="20"/>
+          <w:lang w:val="en-GB"/>
+        </w:rPr>
+        <w:t xml:space="preserve"> (</w:t>
+      </w:r>
+      <w:proofErr w:type="spellStart"/>
+      <w:r>
+        <w:rPr>
+          <w:rFonts w:ascii="Calibri" w:hAnsi="Calibri" w:cs="Calibri"/>
+          <w:color w:val="FF0000"/>
+          <w:sz w:val="20"/>
+          <w:szCs w:val="20"/>
+          <w:lang w:val="en-GB"/>
+        </w:rPr>
+        <w:t>color</w:t>
+      </w:r>
+      <w:proofErr w:type="spellEnd"/>
+      <w:r>
+        <w:rPr>
+          <w:rFonts w:ascii="Calibri" w:hAnsi="Calibri" w:cs="Calibri"/>
+          <w:color w:val="FF0000"/>
+          <w:sz w:val="20"/>
+          <w:szCs w:val="20"/>
+          <w:lang w:val="en-GB"/>
+        </w:rPr>
+        <w:t xml:space="preserve">). Each point represents a fit from a simulated data set, black points and vertical lines correspond to the median, 50%, and 95% confidence interval. Horizontal lines correspond to the true value. </w:t>
+      </w:r>
+    </w:p>
+    <w:p>
+      <w:pPr>
+        <w:spacing w:after="0" w:line="480" w:lineRule="auto"/>
+        <w:jc w:val="both"/>
+        <w:rPr>
+          <w:rFonts w:ascii="Calibri" w:hAnsi="Calibri" w:cs="Calibri"/>
+          <w:color w:val="FF0000"/>
+          <w:sz w:val="20"/>
+          <w:szCs w:val="20"/>
+          <w:lang w:val="en-GB"/>
+        </w:rPr>
+      </w:pPr>
+    </w:p>
+    <w:p>
+      <w:pPr>
+        <w:spacing w:after="0" w:line="480" w:lineRule="auto"/>
+        <w:jc w:val="both"/>
+        <w:rPr>
+          <w:rFonts w:ascii="Calibri" w:hAnsi="Calibri" w:cs="Calibri"/>
+          <w:color w:val="FF0000"/>
+          <w:sz w:val="20"/>
+          <w:szCs w:val="20"/>
+          <w:lang w:val="en-GB"/>
+        </w:rPr>
+      </w:pPr>
+    </w:p>
+    <w:p>
+      <w:pPr>
+        <w:spacing w:after="0" w:line="480" w:lineRule="auto"/>
+        <w:jc w:val="both"/>
+        <w:rPr>
+          <w:rFonts w:ascii="Calibri" w:hAnsi="Calibri" w:cs="Calibri"/>
+          <w:b/>
+          <w:bCs/>
+          <w:lang w:val="en-GB"/>
+        </w:rPr>
+      </w:pPr>
+    </w:p>
+    <w:p>
+      <w:pPr>
+        <w:spacing w:after="0" w:line="480" w:lineRule="auto"/>
+        <w:jc w:val="both"/>
+        <w:rPr>
+          <w:rFonts w:ascii="Calibri" w:hAnsi="Calibri" w:cs="Calibri"/>
+          <w:color w:val="FF0000"/>
+          <w:sz w:val="20"/>
+          <w:szCs w:val="20"/>
+          <w:lang w:val="en-GB"/>
+        </w:rPr>
+      </w:pPr>
+    </w:p>
+    <w:p>
+      <w:pPr>
+        <w:spacing w:after="0" w:line="480" w:lineRule="auto"/>
+        <w:jc w:val="both"/>
+        <w:rPr>
+          <w:rFonts w:ascii="Calibri" w:hAnsi="Calibri" w:cs="Calibri"/>
+          <w:b/>
+          <w:bCs/>
+        </w:rPr>
+      </w:pPr>
+    </w:p>
+    <w:p>
+      <w:pPr>
+        <w:spacing w:after="0" w:line="480" w:lineRule="auto"/>
+        <w:jc w:val="both"/>
+        <w:rPr>
+          <w:rFonts w:ascii="Calibri" w:hAnsi="Calibri" w:cs="Calibri"/>
+          <w:b/>
+          <w:bCs/>
+        </w:rPr>
+      </w:pPr>
+      <w:r>
+        <w:rPr>
+          <w:rFonts w:ascii="Calibri" w:hAnsi="Calibri" w:cs="Calibri"/>
+          <w:b/>
+          <w:bCs/>
+          <w:noProof/>
+        </w:rPr>
+        <w:lastRenderedPageBreak/>
+        <w:drawing>
+          <wp:inline distT="0" distB="0" distL="0" distR="0" wp14:anchorId="5CBF53E6" wp14:editId="04534613">
+            <wp:extent cx="5526405" cy="3791512"/>
+            <wp:effectExtent l="0" t="0" r="0" b="6350"/>
+            <wp:docPr id="1176667597" name="Picture 7" descr="A graph of different types of data&#10;&#10;Description automatically generated with medium confidence"/>
+            <wp:cNvGraphicFramePr>
+              <a:graphicFrameLocks xmlns:a="http://schemas.openxmlformats.org/drawingml/2006/main" noChangeAspect="1"/>
+            </wp:cNvGraphicFramePr>
+            <a:graphic xmlns:a="http://schemas.openxmlformats.org/drawingml/2006/main">
+              <a:graphicData uri="http://schemas.openxmlformats.org/drawingml/2006/picture">
+                <pic:pic xmlns:pic="http://schemas.openxmlformats.org/drawingml/2006/picture">
+                  <pic:nvPicPr>
+                    <pic:cNvPr id="1176667597" name="Picture 7" descr="A graph of different types of data&#10;&#10;Description automatically generated with medium confidence"/>
+                    <pic:cNvPicPr/>
+                  </pic:nvPicPr>
+                  <pic:blipFill rotWithShape="1">
+                    <a:blip r:embed="rId9" cstate="print">
+                      <a:extLst>
+                        <a:ext uri="{28A0092B-C50C-407E-A947-70E740481C1C}">
+                          <a14:useLocalDpi xmlns:a14="http://schemas.microsoft.com/office/drawing/2010/main" val="0"/>
+                        </a:ext>
+                      </a:extLst>
+                    </a:blip>
+                    <a:srcRect l="5872" t="4920" b="48993"/>
+                    <a:stretch/>
+                  </pic:blipFill>
+                  <pic:spPr bwMode="auto">
+                    <a:xfrm>
+                      <a:off x="0" y="0"/>
+                      <a:ext cx="5528264" cy="3792787"/>
+                    </a:xfrm>
+                    <a:prstGeom prst="rect">
+                      <a:avLst/>
+                    </a:prstGeom>
+                    <a:ln>
+                      <a:noFill/>
+                    </a:ln>
+                    <a:extLst>
+                      <a:ext uri="{53640926-AAD7-44D8-BBD7-CCE9431645EC}">
+                        <a14:shadowObscured xmlns:a14="http://schemas.microsoft.com/office/drawing/2010/main"/>
+                      </a:ext>
+                    </a:extLst>
+                  </pic:spPr>
+                </pic:pic>
+              </a:graphicData>
+            </a:graphic>
+          </wp:inline>
+        </w:drawing>
+      </w:r>
+    </w:p>
+    <w:p>
+      <w:pPr>
+        <w:spacing w:after="0" w:line="480" w:lineRule="auto"/>
+        <w:jc w:val="both"/>
+        <w:rPr>
+          <w:rFonts w:ascii="Calibri" w:hAnsi="Calibri" w:cs="Calibri"/>
+          <w:color w:val="FF0000"/>
+          <w:sz w:val="20"/>
+          <w:szCs w:val="20"/>
+          <w:lang w:val="en-GB"/>
+        </w:rPr>
+      </w:pPr>
+      <w:commentRangeStart w:id="5"/>
+      <w:commentRangeStart w:id="6"/>
+      <w:r>
+        <w:rPr>
+          <w:rFonts w:ascii="Calibri" w:hAnsi="Calibri" w:cs="Calibri"/>
+          <w:color w:val="FF0000"/>
+          <w:sz w:val="20"/>
+          <w:szCs w:val="20"/>
+          <w:lang w:val="en-GB"/>
+        </w:rPr>
+        <w:t xml:space="preserve">Fig. </w:t>
+      </w:r>
+      <w:commentRangeEnd w:id="5"/>
+      <w:r>
+        <w:rPr>
+          <w:rStyle w:val="CommentReference"/>
+        </w:rPr>
+        <w:commentReference w:id="5"/>
+      </w:r>
+      <w:commentRangeEnd w:id="6"/>
+      <w:r>
+        <w:rPr>
+          <w:rStyle w:val="CommentReference"/>
+        </w:rPr>
+        <w:commentReference w:id="6"/>
+      </w:r>
+      <w:r>
+        <w:rPr>
+          <w:rFonts w:ascii="Calibri" w:hAnsi="Calibri" w:cs="Calibri"/>
+          <w:color w:val="FF0000"/>
+          <w:sz w:val="20"/>
+          <w:szCs w:val="20"/>
+          <w:lang w:val="en-GB"/>
+        </w:rPr>
+        <w:t>3</w:t>
+      </w:r>
+      <w:r>
+        <w:rPr>
+          <w:rFonts w:ascii="Calibri" w:hAnsi="Calibri" w:cs="Calibri"/>
+          <w:color w:val="FF0000"/>
+          <w:sz w:val="20"/>
+          <w:szCs w:val="20"/>
+          <w:lang w:val="en-GB"/>
+        </w:rPr>
+        <w:t xml:space="preserve">. </w:t>
+      </w:r>
+      <w:r>
+        <w:rPr>
+          <w:rFonts w:ascii="Calibri" w:hAnsi="Calibri" w:cs="Calibri"/>
+          <w:color w:val="FF0000"/>
+          <w:sz w:val="20"/>
+          <w:szCs w:val="20"/>
+          <w:lang w:val="en-GB"/>
+        </w:rPr>
+        <w:t xml:space="preserve">Results from the </w:t>
+      </w:r>
+      <w:r>
+        <w:rPr>
+          <w:rFonts w:ascii="Calibri" w:hAnsi="Calibri" w:cs="Calibri"/>
+          <w:color w:val="FF0000"/>
+          <w:sz w:val="20"/>
+          <w:szCs w:val="20"/>
+          <w:lang w:val="en-GB"/>
+        </w:rPr>
+        <w:t xml:space="preserve">eastern </w:t>
+      </w:r>
+      <w:r>
+        <w:rPr>
+          <w:rFonts w:ascii="Calibri" w:hAnsi="Calibri" w:cs="Calibri"/>
+          <w:color w:val="FF0000"/>
+          <w:sz w:val="20"/>
+          <w:szCs w:val="20"/>
+          <w:lang w:val="en-GB"/>
+        </w:rPr>
+        <w:t xml:space="preserve">Bering sea fishes </w:t>
+      </w:r>
+      <w:r>
+        <w:rPr>
+          <w:rFonts w:ascii="Calibri" w:hAnsi="Calibri" w:cs="Calibri"/>
+          <w:color w:val="FF0000"/>
+          <w:sz w:val="20"/>
+          <w:szCs w:val="20"/>
+          <w:lang w:val="en-GB"/>
+        </w:rPr>
+        <w:t>case study. Left: delta AIC for null and diffusion model, where positive values (green) indicate support for diffusion model and negative values indicate support for the null model. Inconclusive AIC results are depicted as open circles. Right: Correlation between diffused depth and true depth</w:t>
+      </w:r>
+      <w:r>
+        <w:rPr>
+          <w:rFonts w:ascii="Calibri" w:hAnsi="Calibri" w:cs="Calibri"/>
+          <w:color w:val="FF0000"/>
+          <w:sz w:val="20"/>
+          <w:szCs w:val="20"/>
+          <w:lang w:val="en-GB"/>
+        </w:rPr>
+        <w:t>.</w:t>
+      </w:r>
+    </w:p>
+    <w:p>
+      <w:pPr>
+        <w:spacing w:after="0" w:line="480" w:lineRule="auto"/>
+        <w:jc w:val="both"/>
+        <w:rPr>
+          <w:rFonts w:ascii="Calibri" w:hAnsi="Calibri" w:cs="Calibri"/>
+          <w:b/>
+          <w:bCs/>
+        </w:rPr>
+      </w:pPr>
+    </w:p>
+    <w:p>
+      <w:pPr>
+        <w:spacing w:after="0" w:line="480" w:lineRule="auto"/>
+        <w:jc w:val="both"/>
+        <w:rPr>
+          <w:rFonts w:ascii="Calibri" w:hAnsi="Calibri" w:cs="Calibri"/>
+          <w:b/>
+          <w:bCs/>
+        </w:rPr>
+      </w:pPr>
+    </w:p>
+    <w:p>
+      <w:pPr>
+        <w:spacing w:after="0" w:line="480" w:lineRule="auto"/>
         <w:jc w:val="center"/>
-      </w:pPr>
-      <w:r>
-        <w:t>Efficiently e</w:t>
-      </w:r>
-      <w:bookmarkStart w:id="0" w:name="_GoBack"/>
-      <w:bookmarkEnd w:id="0"/>
-      <w:r>
-        <w:t>stimating scale-dependent covariate responses using two-dimensional diffusion</w:t>
-      </w:r>
-      <w:r>
+        <w:rPr>
+          <w:rFonts w:ascii="Calibri" w:hAnsi="Calibri" w:cs="Calibri"/>
+          <w:b/>
+          <w:bCs/>
+        </w:rPr>
+      </w:pPr>
+      <w:r>
+        <w:rPr>
+          <w:rFonts w:ascii="Calibri" w:hAnsi="Calibri" w:cs="Calibri"/>
+          <w:b/>
+          <w:bCs/>
+          <w:noProof/>
+        </w:rPr>
+        <w:lastRenderedPageBreak/>
+        <w:drawing>
+          <wp:inline distT="0" distB="0" distL="0" distR="0" wp14:anchorId="5DB6F4C5" wp14:editId="3F52B402">
+            <wp:extent cx="5970262" cy="3185410"/>
+            <wp:effectExtent l="0" t="0" r="0" b="2540"/>
+            <wp:docPr id="1906844650" name="Picture 13" descr="A screenshot of a map&#10;&#10;Description automatically generated"/>
+            <wp:cNvGraphicFramePr>
+              <a:graphicFrameLocks xmlns:a="http://schemas.openxmlformats.org/drawingml/2006/main" noChangeAspect="1"/>
+            </wp:cNvGraphicFramePr>
+            <a:graphic xmlns:a="http://schemas.openxmlformats.org/drawingml/2006/main">
+              <a:graphicData uri="http://schemas.openxmlformats.org/drawingml/2006/picture">
+                <pic:pic xmlns:pic="http://schemas.openxmlformats.org/drawingml/2006/picture">
+                  <pic:nvPicPr>
+                    <pic:cNvPr id="1906844650" name="Picture 13" descr="A screenshot of a map&#10;&#10;Description automatically generated"/>
+                    <pic:cNvPicPr/>
+                  </pic:nvPicPr>
+                  <pic:blipFill rotWithShape="1">
+                    <a:blip r:embed="rId10" cstate="print">
+                      <a:extLst>
+                        <a:ext uri="{28A0092B-C50C-407E-A947-70E740481C1C}">
+                          <a14:useLocalDpi xmlns:a14="http://schemas.microsoft.com/office/drawing/2010/main" val="0"/>
+                        </a:ext>
+                      </a:extLst>
+                    </a:blip>
+                    <a:srcRect l="7316" t="10088" r="7802" b="9399"/>
+                    <a:stretch/>
+                  </pic:blipFill>
+                  <pic:spPr bwMode="auto">
+                    <a:xfrm>
+                      <a:off x="0" y="0"/>
+                      <a:ext cx="6020556" cy="3212244"/>
+                    </a:xfrm>
+                    <a:prstGeom prst="rect">
+                      <a:avLst/>
+                    </a:prstGeom>
+                    <a:ln>
+                      <a:noFill/>
+                    </a:ln>
+                    <a:extLst>
+                      <a:ext uri="{53640926-AAD7-44D8-BBD7-CCE9431645EC}">
+                        <a14:shadowObscured xmlns:a14="http://schemas.microsoft.com/office/drawing/2010/main"/>
+                      </a:ext>
+                    </a:extLst>
+                  </pic:spPr>
+                </pic:pic>
+              </a:graphicData>
+            </a:graphic>
+          </wp:inline>
+        </w:drawing>
+      </w:r>
+    </w:p>
+    <w:p>
+      <w:pPr>
+        <w:spacing w:after="0" w:line="480" w:lineRule="auto"/>
+        <w:jc w:val="both"/>
+        <w:rPr>
+          <w:rFonts w:ascii="Calibri" w:hAnsi="Calibri" w:cs="Calibri"/>
+          <w:color w:val="FF0000"/>
+          <w:sz w:val="20"/>
+          <w:szCs w:val="20"/>
+          <w:lang w:val="en-GB"/>
+        </w:rPr>
+      </w:pPr>
+      <w:commentRangeStart w:id="7"/>
+      <w:commentRangeStart w:id="8"/>
+      <w:r>
+        <w:rPr>
+          <w:rFonts w:ascii="Calibri" w:hAnsi="Calibri" w:cs="Calibri"/>
+          <w:color w:val="FF0000"/>
+          <w:sz w:val="20"/>
+          <w:szCs w:val="20"/>
+          <w:lang w:val="en-GB"/>
+        </w:rPr>
+        <w:t xml:space="preserve">Fig. </w:t>
+      </w:r>
+      <w:commentRangeEnd w:id="7"/>
+      <w:r>
+        <w:rPr>
+          <w:rStyle w:val="CommentReference"/>
+        </w:rPr>
+        <w:commentReference w:id="7"/>
+      </w:r>
+      <w:r>
+        <w:rPr>
+          <w:rFonts w:ascii="Calibri" w:hAnsi="Calibri" w:cs="Calibri"/>
+          <w:color w:val="FF0000"/>
+          <w:sz w:val="20"/>
+          <w:szCs w:val="20"/>
+          <w:lang w:val="en-GB"/>
+        </w:rPr>
+        <w:t>4</w:t>
+      </w:r>
+      <w:r>
+        <w:rPr>
+          <w:rFonts w:ascii="Calibri" w:hAnsi="Calibri" w:cs="Calibri"/>
+          <w:color w:val="FF0000"/>
+          <w:sz w:val="20"/>
+          <w:szCs w:val="20"/>
+          <w:lang w:val="en-GB"/>
+        </w:rPr>
+        <w:t xml:space="preserve">. </w:t>
+      </w:r>
+      <w:commentRangeEnd w:id="8"/>
+      <w:r>
+        <w:rPr>
+          <w:rStyle w:val="CommentReference"/>
+        </w:rPr>
+        <w:commentReference w:id="8"/>
+      </w:r>
+      <w:r>
+        <w:rPr>
+          <w:rFonts w:ascii="Calibri" w:hAnsi="Calibri" w:cs="Calibri"/>
+          <w:color w:val="FF0000"/>
+          <w:sz w:val="20"/>
+          <w:szCs w:val="20"/>
+          <w:lang w:val="en-GB"/>
+        </w:rPr>
+        <w:t>Two example species with contrasting support for diffusion. Left: A</w:t>
+      </w:r>
+      <w:r>
+        <w:rPr>
+          <w:rFonts w:ascii="Calibri" w:hAnsi="Calibri" w:cs="Calibri"/>
+          <w:color w:val="FF0000"/>
+          <w:sz w:val="20"/>
+          <w:szCs w:val="20"/>
+          <w:lang w:val="en-GB"/>
+        </w:rPr>
+        <w:t xml:space="preserve">laska </w:t>
+      </w:r>
+      <w:r>
+        <w:rPr>
+          <w:rFonts w:ascii="Calibri" w:hAnsi="Calibri" w:cs="Calibri"/>
+          <w:color w:val="FF0000"/>
+          <w:sz w:val="20"/>
+          <w:szCs w:val="20"/>
+          <w:lang w:val="en-GB"/>
+        </w:rPr>
+        <w:t>pollock</w:t>
+      </w:r>
+      <w:r>
+        <w:rPr>
+          <w:rFonts w:ascii="Calibri" w:hAnsi="Calibri" w:cs="Calibri"/>
+          <w:color w:val="FF0000"/>
+          <w:sz w:val="20"/>
+          <w:szCs w:val="20"/>
+          <w:lang w:val="en-GB"/>
+        </w:rPr>
+        <w:t>, right: king crab.</w:t>
+      </w:r>
+    </w:p>
+    <w:p>
+      <w:pPr>
+        <w:spacing w:after="0" w:line="480" w:lineRule="auto"/>
+        <w:jc w:val="both"/>
+        <w:rPr>
+          <w:rFonts w:ascii="Calibri" w:hAnsi="Calibri" w:cs="Calibri"/>
+          <w:b/>
+          <w:bCs/>
+        </w:rPr>
+      </w:pPr>
+    </w:p>
+    <w:p>
+      <w:pPr>
+        <w:spacing w:after="0" w:line="480" w:lineRule="auto"/>
+        <w:jc w:val="both"/>
+        <w:rPr>
+          <w:rFonts w:ascii="Calibri" w:hAnsi="Calibri" w:cs="Calibri"/>
+          <w:b/>
+          <w:bCs/>
+        </w:rPr>
+      </w:pPr>
+    </w:p>
+    <w:p>
+      <w:pPr>
+        <w:spacing w:after="0" w:line="480" w:lineRule="auto"/>
+        <w:jc w:val="both"/>
+        <w:rPr>
+          <w:rFonts w:ascii="Calibri" w:hAnsi="Calibri" w:cs="Calibri"/>
+          <w:b/>
+          <w:bCs/>
+        </w:rPr>
+      </w:pPr>
+    </w:p>
+    <w:p>
+      <w:pPr>
+        <w:spacing w:after="0" w:line="480" w:lineRule="auto"/>
+        <w:jc w:val="both"/>
+        <w:rPr>
+          <w:rFonts w:ascii="Calibri" w:hAnsi="Calibri" w:cs="Calibri"/>
+          <w:b/>
+          <w:bCs/>
+        </w:rPr>
+      </w:pPr>
+    </w:p>
+    <w:p>
+      <w:pPr>
+        <w:spacing w:after="0" w:line="480" w:lineRule="auto"/>
+        <w:jc w:val="both"/>
+        <w:rPr>
+          <w:rFonts w:ascii="Calibri" w:hAnsi="Calibri" w:cs="Calibri"/>
+          <w:b/>
+          <w:bCs/>
+        </w:rPr>
+      </w:pPr>
+    </w:p>
+    <w:p>
+      <w:pPr>
+        <w:spacing w:after="0" w:line="480" w:lineRule="auto"/>
+        <w:jc w:val="both"/>
+        <w:rPr>
+          <w:rFonts w:ascii="Calibri" w:hAnsi="Calibri" w:cs="Calibri"/>
+          <w:b/>
+          <w:bCs/>
+        </w:rPr>
+      </w:pPr>
+    </w:p>
+    <w:p>
+      <w:pPr>
+        <w:spacing w:after="0" w:line="480" w:lineRule="auto"/>
+        <w:jc w:val="both"/>
+        <w:rPr>
+          <w:rFonts w:ascii="Calibri" w:hAnsi="Calibri" w:cs="Calibri"/>
+          <w:b/>
+          <w:bCs/>
+        </w:rPr>
+      </w:pPr>
+    </w:p>
+    <w:p>
+      <w:pPr>
+        <w:spacing w:after="0" w:line="480" w:lineRule="auto"/>
+        <w:jc w:val="both"/>
+        <w:rPr>
+          <w:rFonts w:ascii="Calibri" w:hAnsi="Calibri" w:cs="Calibri"/>
+          <w:b/>
+          <w:bCs/>
+        </w:rPr>
+      </w:pPr>
+    </w:p>
+    <w:p>
+      <w:pPr>
+        <w:spacing w:after="0" w:line="480" w:lineRule="auto"/>
+        <w:jc w:val="both"/>
+        <w:rPr>
+          <w:rFonts w:ascii="Calibri" w:hAnsi="Calibri" w:cs="Calibri"/>
+          <w:b/>
+          <w:bCs/>
+        </w:rPr>
+      </w:pPr>
+    </w:p>
+    <w:p>
+      <w:pPr>
+        <w:spacing w:after="0" w:line="480" w:lineRule="auto"/>
+        <w:jc w:val="both"/>
+        <w:rPr>
+          <w:rFonts w:ascii="Calibri" w:hAnsi="Calibri" w:cs="Calibri"/>
+          <w:b/>
+          <w:bCs/>
+        </w:rPr>
+      </w:pPr>
+    </w:p>
+    <w:p>
+      <w:pPr>
+        <w:spacing w:after="0" w:line="480" w:lineRule="auto"/>
+        <w:jc w:val="both"/>
+        <w:rPr>
+          <w:rFonts w:ascii="Calibri" w:hAnsi="Calibri" w:cs="Calibri"/>
+          <w:b/>
+          <w:bCs/>
+        </w:rPr>
+      </w:pPr>
+    </w:p>
+    <w:p>
+      <w:pPr>
+        <w:spacing w:after="0" w:line="480" w:lineRule="auto"/>
+        <w:jc w:val="both"/>
+        <w:rPr>
+          <w:rFonts w:ascii="Calibri" w:hAnsi="Calibri" w:cs="Calibri"/>
+          <w:b/>
+          <w:bCs/>
+        </w:rPr>
+      </w:pPr>
+    </w:p>
+    <w:p>
+      <w:pPr>
+        <w:spacing w:after="0" w:line="480" w:lineRule="auto"/>
+        <w:jc w:val="both"/>
+        <w:rPr>
+          <w:rFonts w:ascii="Calibri" w:hAnsi="Calibri" w:cs="Calibri"/>
+          <w:b/>
+          <w:bCs/>
+        </w:rPr>
+      </w:pPr>
+    </w:p>
+    <w:p>
+      <w:pPr>
+        <w:spacing w:after="0" w:line="480" w:lineRule="auto"/>
+        <w:jc w:val="both"/>
+        <w:rPr>
+          <w:rFonts w:ascii="Calibri" w:hAnsi="Calibri" w:cs="Calibri"/>
+          <w:b/>
+          <w:bCs/>
+        </w:rPr>
+      </w:pPr>
+      <w:r>
+        <w:rPr>
+          <w:rFonts w:ascii="Calibri" w:hAnsi="Calibri" w:cs="Calibri"/>
+          <w:b/>
+          <w:bCs/>
+          <w:noProof/>
+        </w:rPr>
+        <w:lastRenderedPageBreak/>
+        <w:drawing>
+          <wp:inline distT="0" distB="0" distL="0" distR="0" wp14:anchorId="08534F2F" wp14:editId="4ED5CC70">
+            <wp:extent cx="5448716" cy="3806688"/>
+            <wp:effectExtent l="0" t="0" r="0" b="3810"/>
+            <wp:docPr id="1148691294" name="Picture 10" descr="A screenshot of a graph&#10;&#10;Description automatically generated"/>
+            <wp:cNvGraphicFramePr>
+              <a:graphicFrameLocks xmlns:a="http://schemas.openxmlformats.org/drawingml/2006/main" noChangeAspect="1"/>
+            </wp:cNvGraphicFramePr>
+            <a:graphic xmlns:a="http://schemas.openxmlformats.org/drawingml/2006/main">
+              <a:graphicData uri="http://schemas.openxmlformats.org/drawingml/2006/picture">
+                <pic:pic xmlns:pic="http://schemas.openxmlformats.org/drawingml/2006/picture">
+                  <pic:nvPicPr>
+                    <pic:cNvPr id="1148691294" name="Picture 10" descr="A screenshot of a graph&#10;&#10;Description automatically generated"/>
+                    <pic:cNvPicPr/>
+                  </pic:nvPicPr>
+                  <pic:blipFill rotWithShape="1">
+                    <a:blip r:embed="rId11" cstate="print">
+                      <a:extLst>
+                        <a:ext uri="{28A0092B-C50C-407E-A947-70E740481C1C}">
+                          <a14:useLocalDpi xmlns:a14="http://schemas.microsoft.com/office/drawing/2010/main" val="0"/>
+                        </a:ext>
+                      </a:extLst>
+                    </a:blip>
+                    <a:srcRect l="5616" t="4918" r="1590" b="48816"/>
+                    <a:stretch/>
+                  </pic:blipFill>
+                  <pic:spPr bwMode="auto">
+                    <a:xfrm>
+                      <a:off x="0" y="0"/>
+                      <a:ext cx="5449843" cy="3807475"/>
+                    </a:xfrm>
+                    <a:prstGeom prst="rect">
+                      <a:avLst/>
+                    </a:prstGeom>
+                    <a:ln>
+                      <a:noFill/>
+                    </a:ln>
+                    <a:extLst>
+                      <a:ext uri="{53640926-AAD7-44D8-BBD7-CCE9431645EC}">
+                        <a14:shadowObscured xmlns:a14="http://schemas.microsoft.com/office/drawing/2010/main"/>
+                      </a:ext>
+                    </a:extLst>
+                  </pic:spPr>
+                </pic:pic>
+              </a:graphicData>
+            </a:graphic>
+          </wp:inline>
+        </w:drawing>
+      </w:r>
+    </w:p>
+    <w:p>
+      <w:pPr>
+        <w:spacing w:after="0" w:line="480" w:lineRule="auto"/>
+        <w:jc w:val="both"/>
+        <w:rPr>
+          <w:rFonts w:ascii="Calibri" w:hAnsi="Calibri" w:cs="Calibri"/>
+          <w:color w:val="FF0000"/>
+          <w:sz w:val="20"/>
+          <w:szCs w:val="20"/>
+          <w:lang w:val="en-GB"/>
+        </w:rPr>
+      </w:pPr>
+      <w:commentRangeStart w:id="9"/>
+      <w:commentRangeStart w:id="10"/>
+      <w:r>
+        <w:rPr>
+          <w:rFonts w:ascii="Calibri" w:hAnsi="Calibri" w:cs="Calibri"/>
+          <w:color w:val="FF0000"/>
+          <w:sz w:val="20"/>
+          <w:szCs w:val="20"/>
+          <w:lang w:val="en-GB"/>
+        </w:rPr>
+        <w:t xml:space="preserve">Fig. </w:t>
+      </w:r>
+      <w:commentRangeEnd w:id="9"/>
+      <w:r>
+        <w:rPr>
+          <w:rStyle w:val="CommentReference"/>
+        </w:rPr>
+        <w:commentReference w:id="9"/>
+      </w:r>
+      <w:commentRangeEnd w:id="10"/>
+      <w:r>
+        <w:rPr>
+          <w:rStyle w:val="CommentReference"/>
+        </w:rPr>
+        <w:commentReference w:id="10"/>
+      </w:r>
+      <w:r>
+        <w:rPr>
+          <w:rFonts w:ascii="Calibri" w:hAnsi="Calibri" w:cs="Calibri"/>
+          <w:color w:val="FF0000"/>
+          <w:sz w:val="20"/>
+          <w:szCs w:val="20"/>
+          <w:lang w:val="en-GB"/>
+        </w:rPr>
+        <w:t>5</w:t>
+      </w:r>
+      <w:r>
+        <w:rPr>
+          <w:rFonts w:ascii="Calibri" w:hAnsi="Calibri" w:cs="Calibri"/>
+          <w:color w:val="FF0000"/>
+          <w:sz w:val="20"/>
+          <w:szCs w:val="20"/>
+          <w:lang w:val="en-GB"/>
+        </w:rPr>
+        <w:t xml:space="preserve">. </w:t>
+      </w:r>
+      <w:r>
+        <w:rPr>
+          <w:rFonts w:ascii="Calibri" w:hAnsi="Calibri" w:cs="Calibri"/>
+          <w:color w:val="FF0000"/>
+          <w:sz w:val="20"/>
+          <w:szCs w:val="20"/>
+          <w:lang w:val="en-GB"/>
+        </w:rPr>
+        <w:t xml:space="preserve">Results from the </w:t>
+      </w:r>
+      <w:r>
+        <w:rPr>
+          <w:rFonts w:ascii="Calibri" w:hAnsi="Calibri" w:cs="Calibri"/>
+          <w:color w:val="FF0000"/>
+          <w:sz w:val="20"/>
+          <w:szCs w:val="20"/>
+          <w:lang w:val="en-GB"/>
+        </w:rPr>
+        <w:t>breeding bird</w:t>
+      </w:r>
+      <w:r>
+        <w:rPr>
+          <w:rFonts w:ascii="Calibri" w:hAnsi="Calibri" w:cs="Calibri"/>
+          <w:color w:val="FF0000"/>
+          <w:sz w:val="20"/>
+          <w:szCs w:val="20"/>
+          <w:lang w:val="en-GB"/>
+        </w:rPr>
+        <w:t xml:space="preserve"> case study. Left: delta AIC for null and diffusion model, where positive values (green) indicate support for diffusion model and negative values indicate support for the null model. Inconclusive AIC results are depicted as open circles. Right: Correlation between diffused </w:t>
+      </w:r>
+      <w:r>
+        <w:rPr>
+          <w:rFonts w:ascii="Calibri" w:hAnsi="Calibri" w:cs="Calibri"/>
+          <w:color w:val="FF0000"/>
+          <w:sz w:val="20"/>
+          <w:szCs w:val="20"/>
+          <w:lang w:val="en-GB"/>
+        </w:rPr>
+        <w:t xml:space="preserve">log population density </w:t>
+      </w:r>
+      <w:r>
+        <w:rPr>
+          <w:rFonts w:ascii="Calibri" w:hAnsi="Calibri" w:cs="Calibri"/>
+          <w:color w:val="FF0000"/>
+          <w:sz w:val="20"/>
+          <w:szCs w:val="20"/>
+          <w:lang w:val="en-GB"/>
+        </w:rPr>
+        <w:t xml:space="preserve">and </w:t>
+      </w:r>
+      <w:r>
+        <w:rPr>
+          <w:rFonts w:ascii="Calibri" w:hAnsi="Calibri" w:cs="Calibri"/>
+          <w:color w:val="FF0000"/>
+          <w:sz w:val="20"/>
+          <w:szCs w:val="20"/>
+          <w:lang w:val="en-GB"/>
+        </w:rPr>
+        <w:t>log population density</w:t>
+      </w:r>
+      <w:r>
+        <w:rPr>
+          <w:rFonts w:ascii="Calibri" w:hAnsi="Calibri" w:cs="Calibri"/>
+          <w:color w:val="FF0000"/>
+          <w:sz w:val="20"/>
+          <w:szCs w:val="20"/>
+          <w:lang w:val="en-GB"/>
+        </w:rPr>
+        <w:t>.</w:t>
+      </w:r>
+    </w:p>
+    <w:p>
+      <w:pPr>
+        <w:spacing w:after="0" w:line="480" w:lineRule="auto"/>
+        <w:jc w:val="both"/>
+        <w:rPr>
+          <w:rFonts w:ascii="Calibri" w:hAnsi="Calibri" w:cs="Calibri"/>
+          <w:color w:val="FF0000"/>
+          <w:sz w:val="20"/>
+          <w:szCs w:val="20"/>
+          <w:lang w:val="en-GB"/>
+        </w:rPr>
+      </w:pPr>
+    </w:p>
+    <w:p>
+      <w:pPr>
+        <w:spacing w:after="0" w:line="480" w:lineRule="auto"/>
+        <w:jc w:val="center"/>
+        <w:rPr>
+          <w:rFonts w:ascii="Calibri" w:hAnsi="Calibri" w:cs="Calibri"/>
+          <w:color w:val="FF0000"/>
+          <w:sz w:val="20"/>
+          <w:szCs w:val="20"/>
+          <w:lang w:val="en-GB"/>
+        </w:rPr>
+      </w:pPr>
+      <w:r>
+        <w:rPr>
+          <w:rFonts w:ascii="Calibri" w:hAnsi="Calibri" w:cs="Calibri"/>
+          <w:noProof/>
+          <w:color w:val="FF0000"/>
+          <w:sz w:val="20"/>
+          <w:szCs w:val="20"/>
+          <w:lang w:val="en-GB"/>
+        </w:rPr>
+        <w:lastRenderedPageBreak/>
+        <w:drawing>
+          <wp:inline distT="0" distB="0" distL="0" distR="0" wp14:anchorId="0CAB77C8" wp14:editId="7F496FCB">
+            <wp:extent cx="6003561" cy="3182164"/>
+            <wp:effectExtent l="0" t="0" r="3810" b="5715"/>
+            <wp:docPr id="202509307" name="Picture 14" descr="A screenshot of a graph&#10;&#10;Description automatically generated"/>
+            <wp:cNvGraphicFramePr>
+              <a:graphicFrameLocks xmlns:a="http://schemas.openxmlformats.org/drawingml/2006/main" noChangeAspect="1"/>
+            </wp:cNvGraphicFramePr>
+            <a:graphic xmlns:a="http://schemas.openxmlformats.org/drawingml/2006/main">
+              <a:graphicData uri="http://schemas.openxmlformats.org/drawingml/2006/picture">
+                <pic:pic xmlns:pic="http://schemas.openxmlformats.org/drawingml/2006/picture">
+                  <pic:nvPicPr>
+                    <pic:cNvPr id="202509307" name="Picture 14" descr="A screenshot of a graph&#10;&#10;Description automatically generated"/>
+                    <pic:cNvPicPr/>
+                  </pic:nvPicPr>
+                  <pic:blipFill rotWithShape="1">
+                    <a:blip r:embed="rId12" cstate="print">
+                      <a:extLst>
+                        <a:ext uri="{28A0092B-C50C-407E-A947-70E740481C1C}">
+                          <a14:useLocalDpi xmlns:a14="http://schemas.microsoft.com/office/drawing/2010/main" val="0"/>
+                        </a:ext>
+                      </a:extLst>
+                    </a:blip>
+                    <a:srcRect l="7065" t="10312" r="7287" b="8981"/>
+                    <a:stretch/>
+                  </pic:blipFill>
+                  <pic:spPr bwMode="auto">
+                    <a:xfrm>
+                      <a:off x="0" y="0"/>
+                      <a:ext cx="6031754" cy="3197108"/>
+                    </a:xfrm>
+                    <a:prstGeom prst="rect">
+                      <a:avLst/>
+                    </a:prstGeom>
+                    <a:ln>
+                      <a:noFill/>
+                    </a:ln>
+                    <a:extLst>
+                      <a:ext uri="{53640926-AAD7-44D8-BBD7-CCE9431645EC}">
+                        <a14:shadowObscured xmlns:a14="http://schemas.microsoft.com/office/drawing/2010/main"/>
+                      </a:ext>
+                    </a:extLst>
+                  </pic:spPr>
+                </pic:pic>
+              </a:graphicData>
+            </a:graphic>
+          </wp:inline>
+        </w:drawing>
+      </w:r>
+    </w:p>
+    <w:p>
+      <w:pPr>
+        <w:spacing w:after="0" w:line="480" w:lineRule="auto"/>
+        <w:jc w:val="both"/>
+        <w:rPr>
+          <w:rFonts w:ascii="Calibri" w:hAnsi="Calibri" w:cs="Calibri"/>
+          <w:color w:val="FF0000"/>
+          <w:sz w:val="20"/>
+          <w:szCs w:val="20"/>
+          <w:lang w:val="en-GB"/>
+        </w:rPr>
+      </w:pPr>
+      <w:commentRangeStart w:id="11"/>
+      <w:commentRangeStart w:id="12"/>
+      <w:r>
+        <w:rPr>
+          <w:rFonts w:ascii="Calibri" w:hAnsi="Calibri" w:cs="Calibri"/>
+          <w:color w:val="FF0000"/>
+          <w:sz w:val="20"/>
+          <w:szCs w:val="20"/>
+          <w:lang w:val="en-GB"/>
+        </w:rPr>
+        <w:t xml:space="preserve">Fig. </w:t>
+      </w:r>
+      <w:commentRangeEnd w:id="11"/>
+      <w:r>
+        <w:rPr>
+          <w:rStyle w:val="CommentReference"/>
+        </w:rPr>
+        <w:commentReference w:id="11"/>
+      </w:r>
+      <w:commentRangeEnd w:id="12"/>
+      <w:r>
+        <w:rPr>
+          <w:rStyle w:val="CommentReference"/>
+        </w:rPr>
+        <w:commentReference w:id="12"/>
+      </w:r>
+      <w:r>
+        <w:rPr>
+          <w:rFonts w:ascii="Calibri" w:hAnsi="Calibri" w:cs="Calibri"/>
+          <w:color w:val="FF0000"/>
+          <w:sz w:val="20"/>
+          <w:szCs w:val="20"/>
+          <w:lang w:val="en-GB"/>
+        </w:rPr>
+        <w:t>6.</w:t>
+      </w:r>
+      <w:r>
+        <w:rPr>
+          <w:rFonts w:ascii="Calibri" w:hAnsi="Calibri" w:cs="Calibri"/>
+          <w:color w:val="FF0000"/>
+          <w:sz w:val="20"/>
+          <w:szCs w:val="20"/>
+          <w:lang w:val="en-GB"/>
+        </w:rPr>
         <w:t xml:space="preserve"> </w:t>
       </w:r>
-    </w:p>
-    <w:p>
-      <w:pPr>
-        <w:spacing w:after="0" w:line="480" w:lineRule="auto"/>
-      </w:pPr>
-    </w:p>
-    <w:p>
-      <w:pPr>
-        <w:spacing w:after="0" w:line="480" w:lineRule="auto"/>
-      </w:pPr>
-      <w:r>
-        <w:t>Authors:</w:t>
-      </w:r>
-    </w:p>
-    <w:p>
-      <w:pPr>
-        <w:spacing w:after="0" w:line="480" w:lineRule="auto"/>
-      </w:pPr>
-      <w:r>
-        <w:t>James T. Thorson</w:t>
-      </w:r>
-    </w:p>
-    <w:p>
-      <w:pPr>
-        <w:spacing w:after="0" w:line="480" w:lineRule="auto"/>
-      </w:pPr>
-    </w:p>
-    <w:p>
-      <w:pPr>
-        <w:spacing w:after="0" w:line="480" w:lineRule="auto"/>
-      </w:pPr>
-      <w:r>
-        <w:t>People to keep in touch with:</w:t>
-      </w:r>
-    </w:p>
-    <w:p>
-      <w:pPr>
-        <w:spacing w:after="0" w:line="480" w:lineRule="auto"/>
-      </w:pPr>
-      <w:r>
-        <w:t>Sean Anderson</w:t>
-      </w:r>
-    </w:p>
-    <w:p>
-      <w:pPr>
-        <w:spacing w:after="0" w:line="480" w:lineRule="auto"/>
-      </w:pPr>
-    </w:p>
-    <w:p>
-      <w:pPr>
-        <w:spacing w:after="0" w:line="480" w:lineRule="auto"/>
-      </w:pPr>
-      <w:r>
-        <w:t>Abstract (placeholder to convey scope):</w:t>
-      </w:r>
-    </w:p>
-    <w:p>
-      <w:pPr>
-        <w:spacing w:after="0" w:line="480" w:lineRule="auto"/>
-      </w:pPr>
-      <w:r>
-        <w:t xml:space="preserve">Species distribution models </w:t>
-      </w:r>
-      <w:r>
-        <w:t xml:space="preserve">(SDMs) </w:t>
-      </w:r>
-      <w:r>
-        <w:t xml:space="preserve">are widely used to standardize spatially unbalanced data, project climate impacts, and identify habitat for conservation.  </w:t>
-      </w:r>
-      <w:r>
-        <w:t xml:space="preserve">SDMs typically estimate the impact of local environmental conditions by applying a pointwise basis expansion, thereby estimating a dome-shaped or nonparametric “environmental response function.”  However, ecological responses integrate across local habitat conditions, such that their species density depends on habitat at the location of sampling but also at nearby </w:t>
-      </w:r>
-      <w:proofErr w:type="gramStart"/>
-      <w:r>
-        <w:t>locations</w:t>
-      </w:r>
-      <w:r>
-        <w:t xml:space="preserve">.  </w:t>
-      </w:r>
-      <w:proofErr w:type="gramEnd"/>
-      <w:r>
-        <w:t xml:space="preserve">To address this, we extend methods from the Stochastic Partial Differential Equation (SPDE) method that is widely used in INLA, which approximates spatial correlations based on local diffusion over a finite-element mesh (FEM).  We specifically introduce </w:t>
-      </w:r>
-      <w:r>
-        <w:t>the</w:t>
-      </w:r>
-      <w:r>
-        <w:t xml:space="preserve"> sparse inverse-diffusion operator on a FEM, and apply this operator to covariates to efficiently calculate a spatially weighted average of local habitat that is then </w:t>
-      </w:r>
-      <w:r>
-        <w:t xml:space="preserve">passed through pointwise basis-expansion </w:t>
-      </w:r>
-      <w:r>
-        <w:t>to predict species densities.  We show that this operator has several useful properties, i.e., conservation of mass</w:t>
-      </w:r>
-      <w:r>
-        <w:t xml:space="preserve">, linear </w:t>
-      </w:r>
-      <w:r>
-        <w:t xml:space="preserve">computational </w:t>
-      </w:r>
-      <w:r>
-        <w:t>scaling with spatial resolution,</w:t>
-      </w:r>
-      <w:r>
-        <w:t xml:space="preserve"> and a uniform stationary distribution, </w:t>
-      </w:r>
-      <w:r>
-        <w:t xml:space="preserve">where the latter ensures </w:t>
-      </w:r>
-      <w:r>
-        <w:t xml:space="preserve">that estimated responses are invariant to linear (scale and offset) transformations of covariates.  We test this </w:t>
-      </w:r>
-      <w:r>
-        <w:t>covariate-</w:t>
-      </w:r>
-      <w:r>
-        <w:t>diffusion-</w:t>
-      </w:r>
-      <w:r>
-        <w:t>method</w:t>
-      </w:r>
-      <w:r>
-        <w:t xml:space="preserve"> using a simulation experiment, and show that it can correctly recover a nonlocal </w:t>
-      </w:r>
-      <w:r>
-        <w:t xml:space="preserve">environmental </w:t>
-      </w:r>
-      <w:r>
-        <w:t xml:space="preserve">response while collapsing to a pointwise response when warranted.  </w:t>
-      </w:r>
-      <w:r>
+      <w:r>
+        <w:rPr>
+          <w:rFonts w:ascii="Calibri" w:hAnsi="Calibri" w:cs="Calibri"/>
+          <w:color w:val="FF0000"/>
+          <w:sz w:val="20"/>
+          <w:szCs w:val="20"/>
+          <w:lang w:val="en-GB"/>
+        </w:rPr>
+        <w:t xml:space="preserve">Two example species with contrasting support for diffusion. Left: </w:t>
+      </w:r>
+      <w:r>
+        <w:rPr>
+          <w:rFonts w:ascii="Calibri" w:hAnsi="Calibri" w:cs="Calibri"/>
+          <w:color w:val="FF0000"/>
+          <w:sz w:val="20"/>
+          <w:szCs w:val="20"/>
+          <w:lang w:val="en-GB"/>
+        </w:rPr>
+        <w:t>Common starling</w:t>
+      </w:r>
+      <w:r>
+        <w:rPr>
+          <w:rFonts w:ascii="Calibri" w:hAnsi="Calibri" w:cs="Calibri"/>
+          <w:color w:val="FF0000"/>
+          <w:sz w:val="20"/>
+          <w:szCs w:val="20"/>
+          <w:lang w:val="en-GB"/>
+        </w:rPr>
+        <w:t xml:space="preserve">, right: </w:t>
+      </w:r>
+      <w:r>
+        <w:rPr>
+          <w:rFonts w:ascii="Calibri" w:hAnsi="Calibri" w:cs="Calibri"/>
+          <w:color w:val="FF0000"/>
+          <w:sz w:val="20"/>
+          <w:szCs w:val="20"/>
+          <w:lang w:val="en-GB"/>
+        </w:rPr>
+        <w:t>Black-headed grosbeak</w:t>
+      </w:r>
+      <w:r>
+        <w:rPr>
+          <w:rFonts w:ascii="Calibri" w:hAnsi="Calibri" w:cs="Calibri"/>
+          <w:color w:val="FF0000"/>
+          <w:sz w:val="20"/>
+          <w:szCs w:val="20"/>
+          <w:lang w:val="en-GB"/>
+        </w:rPr>
+        <w:t>.</w:t>
+      </w:r>
+    </w:p>
+    <w:p>
+      <w:pPr>
+        <w:spacing w:after="0" w:line="480" w:lineRule="auto"/>
+        <w:jc w:val="both"/>
+        <w:rPr>
+          <w:rFonts w:ascii="Calibri" w:hAnsi="Calibri" w:cs="Calibri"/>
+          <w:b/>
+          <w:bCs/>
+          <w:lang w:val="en-GB"/>
+        </w:rPr>
+      </w:pPr>
+    </w:p>
+    <w:p>
+      <w:pPr>
+        <w:spacing w:after="0" w:line="480" w:lineRule="auto"/>
+        <w:jc w:val="both"/>
+        <w:rPr>
+          <w:rFonts w:ascii="Calibri" w:hAnsi="Calibri" w:cs="Calibri"/>
+          <w:b/>
+          <w:bCs/>
+          <w:sz w:val="24"/>
+          <w:szCs w:val="24"/>
+        </w:rPr>
+      </w:pPr>
+      <w:r>
+        <w:rPr>
+          <w:rFonts w:ascii="Calibri" w:hAnsi="Calibri" w:cs="Calibri"/>
+          <w:b/>
+          <w:bCs/>
+          <w:sz w:val="24"/>
+          <w:szCs w:val="24"/>
+        </w:rPr>
+        <w:t>Discussion</w:t>
+      </w:r>
+    </w:p>
+    <w:p>
+      <w:pPr>
+        <w:spacing w:after="0" w:line="480" w:lineRule="auto"/>
+        <w:jc w:val="both"/>
+        <w:rPr>
+          <w:rFonts w:ascii="Calibri" w:hAnsi="Calibri" w:cs="Calibri"/>
+          <w:b/>
+          <w:bCs/>
+          <w:sz w:val="24"/>
+          <w:szCs w:val="24"/>
+        </w:rPr>
+      </w:pPr>
+      <w:r>
+        <w:rPr>
+          <w:rFonts w:ascii="Calibri" w:hAnsi="Calibri" w:cs="Calibri"/>
+          <w:b/>
+          <w:bCs/>
+          <w:sz w:val="24"/>
+          <w:szCs w:val="24"/>
+        </w:rPr>
+        <w:t>Author contributions</w:t>
+      </w:r>
+    </w:p>
+    <w:p>
+      <w:pPr>
+        <w:spacing w:after="0" w:line="480" w:lineRule="auto"/>
+        <w:jc w:val="both"/>
+        <w:rPr>
+          <w:rFonts w:ascii="Calibri" w:hAnsi="Calibri" w:cs="Calibri"/>
+          <w:b/>
+          <w:bCs/>
+          <w:sz w:val="24"/>
+          <w:szCs w:val="24"/>
+        </w:rPr>
+      </w:pPr>
+      <w:r>
+        <w:rPr>
+          <w:rFonts w:ascii="Calibri" w:hAnsi="Calibri" w:cs="Calibri"/>
+          <w:b/>
+          <w:bCs/>
+          <w:sz w:val="24"/>
+          <w:szCs w:val="24"/>
+        </w:rPr>
+        <w:t>Funding</w:t>
+      </w:r>
+    </w:p>
+    <w:p>
+      <w:pPr>
+        <w:spacing w:after="0" w:line="480" w:lineRule="auto"/>
+        <w:jc w:val="both"/>
+        <w:rPr>
+          <w:rFonts w:ascii="Calibri" w:hAnsi="Calibri" w:cs="Calibri"/>
+          <w:b/>
+          <w:bCs/>
+          <w:sz w:val="24"/>
+          <w:szCs w:val="24"/>
+        </w:rPr>
+      </w:pPr>
+      <w:r>
+        <w:rPr>
+          <w:rFonts w:ascii="Calibri" w:hAnsi="Calibri" w:cs="Calibri"/>
+          <w:b/>
+          <w:bCs/>
+          <w:sz w:val="24"/>
+          <w:szCs w:val="24"/>
+        </w:rPr>
+        <w:t>Acknowledgements</w:t>
+      </w:r>
+    </w:p>
+    <w:p>
+      <w:pPr>
+        <w:spacing w:after="0" w:line="480" w:lineRule="auto"/>
+        <w:jc w:val="both"/>
+        <w:rPr>
+          <w:rFonts w:ascii="Calibri" w:hAnsi="Calibri" w:cs="Calibri"/>
+          <w:b/>
+          <w:bCs/>
+          <w:sz w:val="24"/>
+          <w:szCs w:val="24"/>
+        </w:rPr>
+      </w:pPr>
+      <w:r>
+        <w:rPr>
+          <w:rFonts w:ascii="Calibri" w:hAnsi="Calibri" w:cs="Calibri"/>
+          <w:b/>
+          <w:bCs/>
+          <w:sz w:val="24"/>
+          <w:szCs w:val="24"/>
+        </w:rPr>
+        <w:t>References</w:t>
+      </w:r>
+    </w:p>
+    <w:p>
+      <w:pPr>
+        <w:rPr>
+          <w:rFonts w:ascii="Calibri" w:hAnsi="Calibri" w:cs="Calibri"/>
+          <w:b/>
+          <w:bCs/>
+          <w:sz w:val="24"/>
+          <w:szCs w:val="24"/>
+        </w:rPr>
+      </w:pPr>
+      <w:r>
+        <w:rPr>
+          <w:rFonts w:ascii="Calibri" w:hAnsi="Calibri" w:cs="Calibri"/>
+          <w:b/>
+          <w:bCs/>
+          <w:sz w:val="24"/>
+          <w:szCs w:val="24"/>
+        </w:rPr>
+        <w:br w:type="page"/>
+      </w:r>
+    </w:p>
+    <w:p>
+      <w:pPr>
+        <w:spacing w:after="0" w:line="480" w:lineRule="auto"/>
+        <w:jc w:val="both"/>
+        <w:rPr>
+          <w:rFonts w:ascii="Calibri" w:hAnsi="Calibri" w:cs="Calibri"/>
+          <w:b/>
+          <w:bCs/>
+        </w:rPr>
+      </w:pPr>
+      <w:r>
+        <w:rPr>
+          <w:rFonts w:ascii="Calibri" w:hAnsi="Calibri" w:cs="Calibri"/>
+          <w:b/>
+          <w:bCs/>
+          <w:sz w:val="24"/>
+          <w:szCs w:val="24"/>
+        </w:rPr>
         <w:lastRenderedPageBreak/>
-        <w:t xml:space="preserve">We then apply it to survey data for </w:t>
-      </w:r>
-      <w:r>
-        <w:t>45</w:t>
-      </w:r>
-      <w:r>
-        <w:t xml:space="preserve"> bottom-associated fishes in the eastern Bering Sea.  This application confirms that nonlocal responses are parsimonious for </w:t>
-      </w:r>
-      <w:r>
-        <w:t>25</w:t>
-      </w:r>
-      <w:r>
-        <w:t xml:space="preserve"> species, while </w:t>
-      </w:r>
-      <w:r>
-        <w:t>20</w:t>
-      </w:r>
-      <w:r>
-        <w:t xml:space="preserve"> collapse to the status quo methods.  </w:t>
-      </w:r>
-      <w:r>
-        <w:t xml:space="preserve">Estimates suggest that some species avoid proximity to the continental slope, beyond what is predicted by local bathymetry in isolation.  </w:t>
-      </w:r>
-    </w:p>
-    <w:p>
-      <w:pPr>
-        <w:spacing w:after="0" w:line="480" w:lineRule="auto"/>
-      </w:pPr>
+        <w:t>Supporting information</w:t>
+      </w:r>
+    </w:p>
+    <w:p>
+      <w:pPr>
+        <w:spacing w:after="0" w:line="480" w:lineRule="auto"/>
+        <w:jc w:val="both"/>
+        <w:rPr>
+          <w:rFonts w:ascii="Calibri" w:hAnsi="Calibri" w:cs="Calibri"/>
+          <w:i/>
+          <w:iCs/>
+          <w:sz w:val="24"/>
+          <w:szCs w:val="24"/>
+        </w:rPr>
+      </w:pPr>
+      <w:r>
+        <w:rPr>
+          <w:rFonts w:ascii="Calibri" w:hAnsi="Calibri" w:cs="Calibri"/>
+          <w:i/>
+          <w:iCs/>
+          <w:sz w:val="24"/>
+          <w:szCs w:val="24"/>
+        </w:rPr>
+        <w:t>Simulation</w:t>
+      </w:r>
+    </w:p>
+    <w:p>
+      <w:pPr>
+        <w:spacing w:after="0" w:line="480" w:lineRule="auto"/>
+        <w:jc w:val="both"/>
+        <w:rPr>
+          <w:rFonts w:ascii="Calibri" w:hAnsi="Calibri" w:cs="Calibri"/>
+          <w:b/>
+          <w:bCs/>
+        </w:rPr>
+      </w:pPr>
+      <w:r>
+        <w:rPr>
+          <w:rFonts w:ascii="Calibri" w:hAnsi="Calibri" w:cs="Calibri"/>
+          <w:b/>
+          <w:bCs/>
+          <w:noProof/>
+        </w:rPr>
+        <w:drawing>
+          <wp:inline distT="0" distB="0" distL="0" distR="0" wp14:anchorId="04ADAD9B" wp14:editId="15E9D446">
+            <wp:extent cx="5943600" cy="3261360"/>
+            <wp:effectExtent l="0" t="0" r="0" b="2540"/>
+            <wp:docPr id="1104067409" name="Picture 3" descr="A diagram of a number of different points&#10;&#10;Description automatically generated with medium confidence"/>
+            <wp:cNvGraphicFramePr>
+              <a:graphicFrameLocks xmlns:a="http://schemas.openxmlformats.org/drawingml/2006/main" noChangeAspect="1"/>
+            </wp:cNvGraphicFramePr>
+            <a:graphic xmlns:a="http://schemas.openxmlformats.org/drawingml/2006/main">
+              <a:graphicData uri="http://schemas.openxmlformats.org/drawingml/2006/picture">
+                <pic:pic xmlns:pic="http://schemas.openxmlformats.org/drawingml/2006/picture">
+                  <pic:nvPicPr>
+                    <pic:cNvPr id="1104067409" name="Picture 3" descr="A diagram of a number of different points&#10;&#10;Description automatically generated with medium confidence"/>
+                    <pic:cNvPicPr/>
+                  </pic:nvPicPr>
+                  <pic:blipFill>
+                    <a:blip r:embed="rId13" cstate="print">
+                      <a:extLst>
+                        <a:ext uri="{28A0092B-C50C-407E-A947-70E740481C1C}">
+                          <a14:useLocalDpi xmlns:a14="http://schemas.microsoft.com/office/drawing/2010/main" val="0"/>
+                        </a:ext>
+                      </a:extLst>
+                    </a:blip>
+                    <a:stretch>
+                      <a:fillRect/>
+                    </a:stretch>
+                  </pic:blipFill>
+                  <pic:spPr>
+                    <a:xfrm>
+                      <a:off x="0" y="0"/>
+                      <a:ext cx="5943600" cy="3261360"/>
+                    </a:xfrm>
+                    <a:prstGeom prst="rect">
+                      <a:avLst/>
+                    </a:prstGeom>
+                  </pic:spPr>
+                </pic:pic>
+              </a:graphicData>
+            </a:graphic>
+          </wp:inline>
+        </w:drawing>
+      </w:r>
+    </w:p>
+    <w:p>
+      <w:pPr>
+        <w:spacing w:after="0" w:line="480" w:lineRule="auto"/>
+        <w:jc w:val="both"/>
+        <w:rPr>
+          <w:rFonts w:ascii="Calibri" w:hAnsi="Calibri" w:cs="Calibri"/>
+          <w:color w:val="FF0000"/>
+          <w:sz w:val="20"/>
+          <w:szCs w:val="20"/>
+          <w:lang w:val="en-GB"/>
+        </w:rPr>
+      </w:pPr>
+      <w:commentRangeStart w:id="13"/>
+      <w:commentRangeStart w:id="14"/>
+      <w:r>
+        <w:rPr>
+          <w:rFonts w:ascii="Calibri" w:hAnsi="Calibri" w:cs="Calibri"/>
+          <w:color w:val="FF0000"/>
+          <w:sz w:val="20"/>
+          <w:szCs w:val="20"/>
+          <w:lang w:val="en-GB"/>
+        </w:rPr>
+        <w:t xml:space="preserve">Fig. </w:t>
+      </w:r>
+      <w:commentRangeEnd w:id="13"/>
+      <w:r>
+        <w:rPr>
+          <w:rStyle w:val="CommentReference"/>
+        </w:rPr>
+        <w:commentReference w:id="13"/>
+      </w:r>
+      <w:commentRangeEnd w:id="14"/>
+      <w:r>
+        <w:rPr>
+          <w:rStyle w:val="CommentReference"/>
+        </w:rPr>
+        <w:commentReference w:id="14"/>
+      </w:r>
+      <w:r>
+        <w:rPr>
+          <w:rFonts w:ascii="Calibri" w:hAnsi="Calibri" w:cs="Calibri"/>
+          <w:color w:val="FF0000"/>
+          <w:sz w:val="20"/>
+          <w:szCs w:val="20"/>
+          <w:lang w:val="en-GB"/>
+        </w:rPr>
+        <w:t>S1</w:t>
+      </w:r>
+      <w:r>
+        <w:rPr>
+          <w:rFonts w:ascii="Calibri" w:hAnsi="Calibri" w:cs="Calibri"/>
+          <w:color w:val="FF0000"/>
+          <w:sz w:val="20"/>
+          <w:szCs w:val="20"/>
+          <w:lang w:val="en-GB"/>
+        </w:rPr>
+        <w:t xml:space="preserve">. </w:t>
+      </w:r>
+      <w:r>
+        <w:rPr>
+          <w:rFonts w:ascii="Calibri" w:hAnsi="Calibri" w:cs="Calibri"/>
+          <w:color w:val="FF0000"/>
+          <w:sz w:val="20"/>
+          <w:szCs w:val="20"/>
+          <w:lang w:val="en-GB"/>
+        </w:rPr>
+        <w:t>As the diffusion declines, the difference between estimated depth coefficients from the diffusion and null models decrease (from left to right). Each point represents a fit from a simulated data set, black points and vertical lines correspond to the median, 50%, and 95% confidence interval. Horizontal lines correspond to the true value.</w:t>
+      </w:r>
+    </w:p>
+    <w:p>
+      <w:pPr>
+        <w:spacing w:after="0" w:line="480" w:lineRule="auto"/>
+        <w:jc w:val="both"/>
+        <w:rPr>
+          <w:rFonts w:ascii="Calibri" w:hAnsi="Calibri" w:cs="Calibri"/>
+          <w:i/>
+          <w:iCs/>
+          <w:sz w:val="24"/>
+          <w:szCs w:val="24"/>
+        </w:rPr>
+      </w:pPr>
+    </w:p>
+    <w:p>
+      <w:pPr>
+        <w:rPr>
+          <w:rFonts w:ascii="Calibri" w:hAnsi="Calibri" w:cs="Calibri"/>
+          <w:i/>
+          <w:iCs/>
+          <w:sz w:val="24"/>
+          <w:szCs w:val="24"/>
+        </w:rPr>
+      </w:pPr>
+      <w:r>
+        <w:rPr>
+          <w:rFonts w:ascii="Calibri" w:hAnsi="Calibri" w:cs="Calibri"/>
+          <w:i/>
+          <w:iCs/>
+          <w:sz w:val="24"/>
+          <w:szCs w:val="24"/>
+        </w:rPr>
+        <w:br w:type="page"/>
+      </w:r>
+    </w:p>
+    <w:p>
+      <w:pPr>
+        <w:spacing w:after="0" w:line="480" w:lineRule="auto"/>
+        <w:jc w:val="both"/>
+        <w:rPr>
+          <w:rFonts w:ascii="Calibri" w:hAnsi="Calibri" w:cs="Calibri"/>
+          <w:i/>
+          <w:iCs/>
+          <w:sz w:val="24"/>
+          <w:szCs w:val="24"/>
+        </w:rPr>
+      </w:pPr>
+      <w:r>
+        <w:rPr>
+          <w:rFonts w:ascii="Calibri" w:hAnsi="Calibri" w:cs="Calibri"/>
+          <w:i/>
+          <w:iCs/>
+          <w:sz w:val="24"/>
+          <w:szCs w:val="24"/>
+        </w:rPr>
+        <w:lastRenderedPageBreak/>
+        <w:t>Case studies</w:t>
+      </w:r>
+    </w:p>
+    <w:p>
+      <w:pPr>
+        <w:spacing w:after="0" w:line="480" w:lineRule="auto"/>
+        <w:jc w:val="both"/>
+        <w:rPr>
+          <w:rFonts w:ascii="Calibri" w:hAnsi="Calibri" w:cs="Calibri"/>
+          <w:b/>
+          <w:bCs/>
+        </w:rPr>
+      </w:pPr>
+      <w:r>
+        <w:rPr>
+          <w:rFonts w:ascii="Calibri" w:hAnsi="Calibri" w:cs="Calibri"/>
+          <w:b/>
+          <w:bCs/>
+          <w:noProof/>
+        </w:rPr>
+        <w:drawing>
+          <wp:inline distT="0" distB="0" distL="0" distR="0" wp14:anchorId="501BED6A" wp14:editId="50CD4211">
+            <wp:extent cx="5546830" cy="7772400"/>
+            <wp:effectExtent l="0" t="0" r="3175" b="0"/>
+            <wp:docPr id="1134938201" name="Picture 8" descr="A graph of different types of data&#10;&#10;Description automatically generated with medium confidence"/>
+            <wp:cNvGraphicFramePr>
+              <a:graphicFrameLocks xmlns:a="http://schemas.openxmlformats.org/drawingml/2006/main" noChangeAspect="1"/>
+            </wp:cNvGraphicFramePr>
+            <a:graphic xmlns:a="http://schemas.openxmlformats.org/drawingml/2006/main">
+              <a:graphicData uri="http://schemas.openxmlformats.org/drawingml/2006/picture">
+                <pic:pic xmlns:pic="http://schemas.openxmlformats.org/drawingml/2006/picture">
+                  <pic:nvPicPr>
+                    <pic:cNvPr id="1134938201" name="Picture 8" descr="A graph of different types of data&#10;&#10;Description automatically generated with medium confidence"/>
+                    <pic:cNvPicPr/>
+                  </pic:nvPicPr>
+                  <pic:blipFill>
+                    <a:blip r:embed="rId14" cstate="print">
+                      <a:extLst>
+                        <a:ext uri="{28A0092B-C50C-407E-A947-70E740481C1C}">
+                          <a14:useLocalDpi xmlns:a14="http://schemas.microsoft.com/office/drawing/2010/main" val="0"/>
+                        </a:ext>
+                      </a:extLst>
+                    </a:blip>
+                    <a:stretch>
+                      <a:fillRect/>
+                    </a:stretch>
+                  </pic:blipFill>
+                  <pic:spPr>
+                    <a:xfrm>
+                      <a:off x="0" y="0"/>
+                      <a:ext cx="5599749" cy="7846552"/>
+                    </a:xfrm>
+                    <a:prstGeom prst="rect">
+                      <a:avLst/>
+                    </a:prstGeom>
+                  </pic:spPr>
+                </pic:pic>
+              </a:graphicData>
+            </a:graphic>
+          </wp:inline>
+        </w:drawing>
+      </w:r>
+    </w:p>
+    <w:p>
+      <w:pPr>
+        <w:spacing w:after="0" w:line="480" w:lineRule="auto"/>
+        <w:jc w:val="both"/>
+        <w:rPr>
+          <w:rFonts w:ascii="Calibri" w:hAnsi="Calibri" w:cs="Calibri"/>
+          <w:b/>
+          <w:bCs/>
+        </w:rPr>
+      </w:pPr>
+      <w:r>
+        <w:rPr>
+          <w:rFonts w:ascii="Calibri" w:hAnsi="Calibri" w:cs="Calibri"/>
+          <w:b/>
+          <w:bCs/>
+          <w:noProof/>
+        </w:rPr>
+        <w:lastRenderedPageBreak/>
+        <w:drawing>
+          <wp:inline distT="0" distB="0" distL="0" distR="0" wp14:anchorId="00F681F4" wp14:editId="728C0BC8">
+            <wp:extent cx="5873115" cy="8229600"/>
+            <wp:effectExtent l="0" t="0" r="0" b="0"/>
+            <wp:docPr id="4151553" name="Picture 9" descr="A screenshot of a graph&#10;&#10;Description automatically generated"/>
+            <wp:cNvGraphicFramePr>
+              <a:graphicFrameLocks xmlns:a="http://schemas.openxmlformats.org/drawingml/2006/main" noChangeAspect="1"/>
+            </wp:cNvGraphicFramePr>
+            <a:graphic xmlns:a="http://schemas.openxmlformats.org/drawingml/2006/main">
+              <a:graphicData uri="http://schemas.openxmlformats.org/drawingml/2006/picture">
+                <pic:pic xmlns:pic="http://schemas.openxmlformats.org/drawingml/2006/picture">
+                  <pic:nvPicPr>
+                    <pic:cNvPr id="4151553" name="Picture 9" descr="A screenshot of a graph&#10;&#10;Description automatically generated"/>
+                    <pic:cNvPicPr/>
+                  </pic:nvPicPr>
+                  <pic:blipFill>
+                    <a:blip r:embed="rId11" cstate="print">
+                      <a:extLst>
+                        <a:ext uri="{28A0092B-C50C-407E-A947-70E740481C1C}">
+                          <a14:useLocalDpi xmlns:a14="http://schemas.microsoft.com/office/drawing/2010/main" val="0"/>
+                        </a:ext>
+                      </a:extLst>
+                    </a:blip>
+                    <a:stretch>
+                      <a:fillRect/>
+                    </a:stretch>
+                  </pic:blipFill>
+                  <pic:spPr>
+                    <a:xfrm>
+                      <a:off x="0" y="0"/>
+                      <a:ext cx="5873115" cy="8229600"/>
+                    </a:xfrm>
+                    <a:prstGeom prst="rect">
+                      <a:avLst/>
+                    </a:prstGeom>
+                  </pic:spPr>
+                </pic:pic>
+              </a:graphicData>
+            </a:graphic>
+          </wp:inline>
+        </w:drawing>
+      </w:r>
     </w:p>
     <w:sectPr>
       <w:pgSz w:w="12240" w:h="15840"/>
@@ -191,8 +3140,543 @@
 </w:document>
 </file>
 
+<file path=word/comments.xml><?xml version="1.0" encoding="utf-8"?>
+<w:comments xmlns:wpc="http://schemas.microsoft.com/office/word/2010/wordprocessingCanvas" xmlns:cx="http://schemas.microsoft.com/office/drawing/2014/chartex" xmlns:cx1="http://schemas.microsoft.com/office/drawing/2015/9/8/chartex" xmlns:cx2="http://schemas.microsoft.com/office/drawing/2015/10/21/chartex" xmlns:cx3="http://schemas.microsoft.com/office/drawing/2016/5/9/chartex" xmlns:cx4="http://schemas.microsoft.com/office/drawing/2016/5/10/chartex" xmlns:cx5="http://schemas.microsoft.com/office/drawing/2016/5/11/chartex" xmlns:cx6="http://schemas.microsoft.com/office/drawing/2016/5/12/chartex" xmlns:cx7="http://schemas.microsoft.com/office/drawing/2016/5/13/chartex" xmlns:cx8="http://schemas.microsoft.com/office/drawing/2016/5/14/chartex" xmlns:mc="http://schemas.openxmlformats.org/markup-compatibility/2006" xmlns:aink="http://schemas.microsoft.com/office/drawing/2016/ink" xmlns:am3d="http://schemas.microsoft.com/office/drawing/2017/model3d" xmlns:o="urn:schemas-microsoft-com:office:office" xmlns:oel="http://schemas.microsoft.com/office/2019/extlst" xmlns:r="http://schemas.openxmlformats.org/officeDocument/2006/relationships" xmlns:m="http://schemas.openxmlformats.org/officeDocument/2006/math" xmlns:v="urn:schemas-microsoft-com:vml" xmlns:wp14="http://schemas.microsoft.com/office/word/2010/wordprocessingDrawing" xmlns:wp="http://schemas.openxmlformats.org/drawingml/2006/wordprocessingDrawing" xmlns:w10="urn:schemas-microsoft-com:office:word" xmlns:w="http://schemas.openxmlformats.org/wordprocessingml/2006/main" xmlns:w14="http://schemas.microsoft.com/office/word/2010/wordml" xmlns:w15="http://schemas.microsoft.com/office/word/2012/wordml" xmlns:w16cex="http://schemas.microsoft.com/office/word/2018/wordml/cex" xmlns:w16cid="http://schemas.microsoft.com/office/word/2016/wordml/cid" xmlns:w16="http://schemas.microsoft.com/office/word/2018/wordml" xmlns:w16sdtdh="http://schemas.microsoft.com/office/word/2020/wordml/sdtdatahash" xmlns:w16se="http://schemas.microsoft.com/office/word/2015/wordml/symex" xmlns:wpg="http://schemas.microsoft.com/office/word/2010/wordprocessingGroup" xmlns:wpi="http://schemas.microsoft.com/office/word/2010/wordprocessingInk" xmlns:wne="http://schemas.microsoft.com/office/word/2006/wordml" xmlns:wps="http://schemas.microsoft.com/office/word/2010/wordprocessingShape" mc:Ignorable="w14 w15 w16se w16cid w16 w16cex w16sdtdh wp14">
+  <w:comment w:id="0" w:author="Max Lindmark" w:date="2024-06-27T13:45:00Z" w:initials="MOU">
+    <w:p>
+      <w:r>
+        <w:rPr>
+          <w:rStyle w:val="CommentReference"/>
+        </w:rPr>
+        <w:annotationRef/>
+      </w:r>
+      <w:r>
+        <w:rPr>
+          <w:sz w:val="20"/>
+          <w:szCs w:val="20"/>
+        </w:rPr>
+        <w:t>They recently published a helpful editorial on the procedure to publish a Method paper in Ecolgy Letters. We’d have to e-mail and ask to be invited first, but might be worth it? I think the ingredients are there; simulation, case study, not taxon specific..</w:t>
+      </w:r>
+      <w:r>
+        <w:rPr>
+          <w:sz w:val="20"/>
+          <w:szCs w:val="20"/>
+        </w:rPr>
+        <w:cr/>
+      </w:r>
+      <w:r>
+        <w:rPr>
+          <w:sz w:val="20"/>
+          <w:szCs w:val="20"/>
+        </w:rPr>
+        <w:cr/>
+      </w:r>
+      <w:hyperlink r:id="rId1" w:history="1">
+        <w:r>
+          <w:rPr>
+            <w:rStyle w:val="Hyperlink"/>
+            <w:sz w:val="20"/>
+            <w:szCs w:val="20"/>
+          </w:rPr>
+          <w:t>https://onlinelibrary.wiley.com/doi/10.1111/ele.14304</w:t>
+        </w:r>
+      </w:hyperlink>
+      <w:r>
+        <w:rPr>
+          <w:sz w:val="20"/>
+          <w:szCs w:val="20"/>
+        </w:rPr>
+        <w:cr/>
+      </w:r>
+    </w:p>
+  </w:comment>
+  <w:comment w:id="1" w:author="Max Lindmark" w:date="2024-06-27T14:03:00Z" w:initials="MOU">
+    <w:p>
+      <w:r>
+        <w:rPr>
+          <w:rStyle w:val="CommentReference"/>
+        </w:rPr>
+        <w:annotationRef/>
+      </w:r>
+      <w:r>
+        <w:rPr>
+          <w:sz w:val="20"/>
+          <w:szCs w:val="20"/>
+        </w:rPr>
+        <w:t>Here are the 4 latest Method papers:</w:t>
+      </w:r>
+      <w:r>
+        <w:rPr>
+          <w:sz w:val="20"/>
+          <w:szCs w:val="20"/>
+        </w:rPr>
+        <w:cr/>
+      </w:r>
+      <w:r>
+        <w:rPr>
+          <w:sz w:val="20"/>
+          <w:szCs w:val="20"/>
+        </w:rPr>
+        <w:cr/>
+      </w:r>
+      <w:hyperlink r:id="rId2" w:history="1">
+        <w:r>
+          <w:rPr>
+            <w:rStyle w:val="Hyperlink"/>
+            <w:sz w:val="20"/>
+            <w:szCs w:val="20"/>
+          </w:rPr>
+          <w:t>https://onlinelibrary.wiley.com/doi/10.1111/ele.14443</w:t>
+        </w:r>
+      </w:hyperlink>
+      <w:r>
+        <w:rPr>
+          <w:sz w:val="20"/>
+          <w:szCs w:val="20"/>
+        </w:rPr>
+        <w:cr/>
+      </w:r>
+      <w:r>
+        <w:rPr>
+          <w:sz w:val="20"/>
+          <w:szCs w:val="20"/>
+        </w:rPr>
+        <w:cr/>
+      </w:r>
+      <w:hyperlink r:id="rId3" w:history="1">
+        <w:r>
+          <w:rPr>
+            <w:rStyle w:val="Hyperlink"/>
+            <w:sz w:val="20"/>
+            <w:szCs w:val="20"/>
+          </w:rPr>
+          <w:t>https://onlinelibrary.wiley.com/doi/10.1111/ele.14378</w:t>
+        </w:r>
+      </w:hyperlink>
+      <w:r>
+        <w:rPr>
+          <w:sz w:val="20"/>
+          <w:szCs w:val="20"/>
+        </w:rPr>
+        <w:cr/>
+      </w:r>
+      <w:r>
+        <w:rPr>
+          <w:sz w:val="20"/>
+          <w:szCs w:val="20"/>
+        </w:rPr>
+        <w:cr/>
+      </w:r>
+      <w:hyperlink r:id="rId4" w:history="1">
+        <w:r>
+          <w:rPr>
+            <w:rStyle w:val="Hyperlink"/>
+            <w:sz w:val="20"/>
+            <w:szCs w:val="20"/>
+          </w:rPr>
+          <w:t>https://onlinelibrary.wiley.com/doi/10.1111/ele.14336</w:t>
+        </w:r>
+      </w:hyperlink>
+      <w:r>
+        <w:rPr>
+          <w:sz w:val="20"/>
+          <w:szCs w:val="20"/>
+        </w:rPr>
+        <w:cr/>
+      </w:r>
+      <w:r>
+        <w:rPr>
+          <w:sz w:val="20"/>
+          <w:szCs w:val="20"/>
+        </w:rPr>
+        <w:cr/>
+      </w:r>
+      <w:hyperlink r:id="rId5" w:history="1">
+        <w:r>
+          <w:rPr>
+            <w:rStyle w:val="Hyperlink"/>
+            <w:sz w:val="20"/>
+            <w:szCs w:val="20"/>
+          </w:rPr>
+          <w:t>https://onlinelibrary.wiley.com/doi/epdf/10.1111/ele.14417</w:t>
+        </w:r>
+      </w:hyperlink>
+      <w:r>
+        <w:rPr>
+          <w:sz w:val="20"/>
+          <w:szCs w:val="20"/>
+        </w:rPr>
+        <w:cr/>
+      </w:r>
+      <w:r>
+        <w:rPr>
+          <w:sz w:val="20"/>
+          <w:szCs w:val="20"/>
+        </w:rPr>
+        <w:cr/>
+        <w:t xml:space="preserve">They vary a bit in length and I think a shorter, note-style paper would be fine length wise. </w:t>
+      </w:r>
+      <w:r>
+        <w:rPr>
+          <w:sz w:val="20"/>
+          <w:szCs w:val="20"/>
+        </w:rPr>
+        <w:cr/>
+      </w:r>
+      <w:r>
+        <w:rPr>
+          <w:sz w:val="20"/>
+          <w:szCs w:val="20"/>
+        </w:rPr>
+        <w:cr/>
+        <w:t>Our study might be a bit niche though, not sure, what do you think?</w:t>
+      </w:r>
+    </w:p>
+  </w:comment>
+  <w:comment w:id="2" w:author="Max Lindmark" w:date="2024-06-27T13:53:00Z" w:initials="MOU">
+    <w:p>
+      <w:r>
+        <w:rPr>
+          <w:rStyle w:val="CommentReference"/>
+        </w:rPr>
+        <w:annotationRef/>
+      </w:r>
+      <w:r>
+        <w:rPr>
+          <w:sz w:val="20"/>
+          <w:szCs w:val="20"/>
+        </w:rPr>
+        <w:t>Final order to be decided</w:t>
+      </w:r>
+    </w:p>
+  </w:comment>
+  <w:comment w:id="3" w:author="Max Lindmark" w:date="2024-06-27T15:20:00Z" w:initials="MOU">
+    <w:p>
+      <w:r>
+        <w:rPr>
+          <w:rStyle w:val="CommentReference"/>
+        </w:rPr>
+        <w:annotationRef/>
+      </w:r>
+      <w:r>
+        <w:rPr>
+          <w:sz w:val="20"/>
+          <w:szCs w:val="20"/>
+        </w:rPr>
+        <w:t>I think it might be 50 but will increase… 100? 200 maybe?</w:t>
+      </w:r>
+    </w:p>
+  </w:comment>
+  <w:comment w:id="4" w:author="Max Lindmark" w:date="2024-06-27T14:36:00Z" w:initials="MOU">
+    <w:p>
+      <w:r>
+        <w:rPr>
+          <w:rStyle w:val="CommentReference"/>
+        </w:rPr>
+        <w:annotationRef/>
+      </w:r>
+      <w:r>
+        <w:rPr>
+          <w:sz w:val="20"/>
+          <w:szCs w:val="20"/>
+        </w:rPr>
+        <w:t>Add a and b in the plots; fix ln_sigma_eta name</w:t>
+      </w:r>
+    </w:p>
+  </w:comment>
+  <w:comment w:id="5" w:author="Max Lindmark" w:date="2024-06-27T14:36:00Z" w:initials="MOU">
+    <w:p>
+      <w:r>
+        <w:rPr>
+          <w:rStyle w:val="CommentReference"/>
+        </w:rPr>
+        <w:annotationRef/>
+      </w:r>
+      <w:r>
+        <w:rPr>
+          <w:sz w:val="20"/>
+          <w:szCs w:val="20"/>
+        </w:rPr>
+        <w:t>Add a–b in the plots; Fix species names</w:t>
+      </w:r>
+    </w:p>
+  </w:comment>
+  <w:comment w:id="6" w:author="Max Lindmark" w:date="2024-06-27T14:41:00Z" w:initials="MOU">
+    <w:p>
+      <w:r>
+        <w:rPr>
+          <w:rStyle w:val="CommentReference"/>
+        </w:rPr>
+        <w:annotationRef/>
+      </w:r>
+      <w:r>
+        <w:rPr>
+          <w:sz w:val="20"/>
+          <w:szCs w:val="20"/>
+        </w:rPr>
+        <w:t>The full 2x2 plot which also has log(range) and ln_kappa2 can be put in the SI</w:t>
+      </w:r>
+    </w:p>
+  </w:comment>
+  <w:comment w:id="7" w:author="Max Lindmark" w:date="2024-06-27T14:36:00Z" w:initials="MOU">
+    <w:p>
+      <w:r>
+        <w:rPr>
+          <w:rStyle w:val="CommentReference"/>
+        </w:rPr>
+        <w:annotationRef/>
+      </w:r>
+      <w:r>
+        <w:rPr>
+          <w:sz w:val="20"/>
+          <w:szCs w:val="20"/>
+        </w:rPr>
+        <w:t>What do you think about showing two species like this? I think that might be all that fits, since I like all sub panels (and the diffusion v null comparison is key).</w:t>
+      </w:r>
+      <w:r>
+        <w:rPr>
+          <w:sz w:val="20"/>
+          <w:szCs w:val="20"/>
+        </w:rPr>
+        <w:cr/>
+      </w:r>
+      <w:r>
+        <w:rPr>
+          <w:sz w:val="20"/>
+          <w:szCs w:val="20"/>
+        </w:rPr>
+        <w:cr/>
+        <w:t>The bounding boxes and titles are just temporary, will combine them in R later if the layout is ok!</w:t>
+      </w:r>
+    </w:p>
+    <w:p/>
+    <w:p>
+      <w:r>
+        <w:rPr>
+          <w:sz w:val="20"/>
+          <w:szCs w:val="20"/>
+        </w:rPr>
+        <w:t>(Same question for BB case study)</w:t>
+      </w:r>
+    </w:p>
+  </w:comment>
+  <w:comment w:id="8" w:author="Max Lindmark" w:date="2024-06-27T15:26:00Z" w:initials="MOU">
+    <w:p>
+      <w:r>
+        <w:rPr>
+          <w:rStyle w:val="CommentReference"/>
+        </w:rPr>
+        <w:annotationRef/>
+      </w:r>
+      <w:r>
+        <w:rPr>
+          <w:sz w:val="20"/>
+          <w:szCs w:val="20"/>
+        </w:rPr>
+        <w:t>Spell out plot titles? Letters to sub panels? Write out country? Axes?</w:t>
+      </w:r>
+    </w:p>
+  </w:comment>
+  <w:comment w:id="9" w:author="Max Lindmark" w:date="2024-06-27T14:36:00Z" w:initials="MOU">
+    <w:p>
+      <w:r>
+        <w:rPr>
+          <w:rStyle w:val="CommentReference"/>
+        </w:rPr>
+        <w:annotationRef/>
+      </w:r>
+      <w:r>
+        <w:rPr>
+          <w:sz w:val="20"/>
+          <w:szCs w:val="20"/>
+        </w:rPr>
+        <w:t>Add a–b in the plots</w:t>
+      </w:r>
+    </w:p>
+  </w:comment>
+  <w:comment w:id="10" w:author="Max Lindmark" w:date="2024-06-27T14:41:00Z" w:initials="MOU">
+    <w:p>
+      <w:r>
+        <w:rPr>
+          <w:rStyle w:val="CommentReference"/>
+        </w:rPr>
+        <w:annotationRef/>
+      </w:r>
+      <w:r>
+        <w:rPr>
+          <w:sz w:val="20"/>
+          <w:szCs w:val="20"/>
+        </w:rPr>
+        <w:t>The full 2x2 plot which also has log(range) and ln_kappa2 can be put in the SI</w:t>
+      </w:r>
+    </w:p>
+  </w:comment>
+  <w:comment w:id="11" w:author="Max Lindmark" w:date="2024-06-27T14:36:00Z" w:initials="MOU">
+    <w:p>
+      <w:r>
+        <w:rPr>
+          <w:rStyle w:val="CommentReference"/>
+        </w:rPr>
+        <w:annotationRef/>
+      </w:r>
+      <w:r>
+        <w:rPr>
+          <w:sz w:val="20"/>
+          <w:szCs w:val="20"/>
+        </w:rPr>
+        <w:t>What do you think about showing two species like this? I think that might be all that fits, since I like all sub panels (and the diffusion v null comparison is key).</w:t>
+      </w:r>
+      <w:r>
+        <w:rPr>
+          <w:sz w:val="20"/>
+          <w:szCs w:val="20"/>
+        </w:rPr>
+        <w:cr/>
+      </w:r>
+      <w:r>
+        <w:rPr>
+          <w:sz w:val="20"/>
+          <w:szCs w:val="20"/>
+        </w:rPr>
+        <w:cr/>
+        <w:t>The bounding boxes and titles are just temporary, will combine them in R later if the layout is ok!</w:t>
+      </w:r>
+    </w:p>
+    <w:p/>
+    <w:p>
+      <w:r>
+        <w:rPr>
+          <w:sz w:val="20"/>
+          <w:szCs w:val="20"/>
+        </w:rPr>
+        <w:t>(Same question for BB case study)</w:t>
+      </w:r>
+    </w:p>
+  </w:comment>
+  <w:comment w:id="12" w:author="Max Lindmark" w:date="2024-06-27T15:31:00Z" w:initials="MOU">
+    <w:p>
+      <w:r>
+        <w:rPr>
+          <w:rStyle w:val="CommentReference"/>
+        </w:rPr>
+        <w:annotationRef/>
+      </w:r>
+      <w:r>
+        <w:rPr>
+          <w:sz w:val="20"/>
+          <w:szCs w:val="20"/>
+        </w:rPr>
+        <w:t>Spell out plot titles? Letters to sub panels? Add states/countries/oceans to the plot? Axes?</w:t>
+      </w:r>
+    </w:p>
+  </w:comment>
+  <w:comment w:id="13" w:author="Max Lindmark" w:date="2024-06-27T14:36:00Z" w:initials="MOU">
+    <w:p>
+      <w:r>
+        <w:rPr>
+          <w:rStyle w:val="CommentReference"/>
+        </w:rPr>
+        <w:annotationRef/>
+      </w:r>
+      <w:r>
+        <w:rPr>
+          <w:sz w:val="20"/>
+          <w:szCs w:val="20"/>
+        </w:rPr>
+        <w:t>Add a, b, and c in the plots; Fix ln_kappa2 name</w:t>
+      </w:r>
+    </w:p>
+  </w:comment>
+  <w:comment w:id="14" w:author="Max Lindmark" w:date="2024-06-27T14:41:00Z" w:initials="MOU">
+    <w:p>
+      <w:r>
+        <w:rPr>
+          <w:rStyle w:val="CommentReference"/>
+        </w:rPr>
+        <w:annotationRef/>
+      </w:r>
+      <w:r>
+        <w:rPr>
+          <w:sz w:val="20"/>
+          <w:szCs w:val="20"/>
+        </w:rPr>
+        <w:t>Can go to SI</w:t>
+      </w:r>
+    </w:p>
+  </w:comment>
+</w:comments>
+</file>
+
+<file path=word/commentsExtended.xml><?xml version="1.0" encoding="utf-8"?>
+<w15:commentsEx xmlns:wpc="http://schemas.microsoft.com/office/word/2010/wordprocessingCanvas" xmlns:cx="http://schemas.microsoft.com/office/drawing/2014/chartex" xmlns:cx1="http://schemas.microsoft.com/office/drawing/2015/9/8/chartex" xmlns:cx2="http://schemas.microsoft.com/office/drawing/2015/10/21/chartex" xmlns:cx3="http://schemas.microsoft.com/office/drawing/2016/5/9/chartex" xmlns:cx4="http://schemas.microsoft.com/office/drawing/2016/5/10/chartex" xmlns:cx5="http://schemas.microsoft.com/office/drawing/2016/5/11/chartex" xmlns:cx6="http://schemas.microsoft.com/office/drawing/2016/5/12/chartex" xmlns:cx7="http://schemas.microsoft.com/office/drawing/2016/5/13/chartex" xmlns:cx8="http://schemas.microsoft.com/office/drawing/2016/5/14/chartex" xmlns:mc="http://schemas.openxmlformats.org/markup-compatibility/2006" xmlns:aink="http://schemas.microsoft.com/office/drawing/2016/ink" xmlns:am3d="http://schemas.microsoft.com/office/drawing/2017/model3d" xmlns:o="urn:schemas-microsoft-com:office:office" xmlns:oel="http://schemas.microsoft.com/office/2019/extlst" xmlns:r="http://schemas.openxmlformats.org/officeDocument/2006/relationships" xmlns:m="http://schemas.openxmlformats.org/officeDocument/2006/math" xmlns:v="urn:schemas-microsoft-com:vml" xmlns:wp14="http://schemas.microsoft.com/office/word/2010/wordprocessingDrawing" xmlns:wp="http://schemas.openxmlformats.org/drawingml/2006/wordprocessingDrawing" xmlns:w10="urn:schemas-microsoft-com:office:word" xmlns:w="http://schemas.openxmlformats.org/wordprocessingml/2006/main" xmlns:w14="http://schemas.microsoft.com/office/word/2010/wordml" xmlns:w15="http://schemas.microsoft.com/office/word/2012/wordml" xmlns:w16cex="http://schemas.microsoft.com/office/word/2018/wordml/cex" xmlns:w16cid="http://schemas.microsoft.com/office/word/2016/wordml/cid" xmlns:w16="http://schemas.microsoft.com/office/word/2018/wordml" xmlns:w16sdtdh="http://schemas.microsoft.com/office/word/2020/wordml/sdtdatahash" xmlns:w16se="http://schemas.microsoft.com/office/word/2015/wordml/symex" xmlns:wpg="http://schemas.microsoft.com/office/word/2010/wordprocessingGroup" xmlns:wpi="http://schemas.microsoft.com/office/word/2010/wordprocessingInk" xmlns:wne="http://schemas.microsoft.com/office/word/2006/wordml" xmlns:wps="http://schemas.microsoft.com/office/word/2010/wordprocessingShape" mc:Ignorable="w14 w15 w16se w16cid w16 w16cex w16sdtdh wp14">
+  <w15:commentEx w15:paraId="31E779AD" w15:done="0"/>
+  <w15:commentEx w15:paraId="735221FC" w15:paraIdParent="31E779AD" w15:done="0"/>
+  <w15:commentEx w15:paraId="0B452D52" w15:done="0"/>
+  <w15:commentEx w15:paraId="1E8CC0B6" w15:done="0"/>
+  <w15:commentEx w15:paraId="27399EEE" w15:done="0"/>
+  <w15:commentEx w15:paraId="6A8CF6DE" w15:done="0"/>
+  <w15:commentEx w15:paraId="3CE788C7" w15:paraIdParent="6A8CF6DE" w15:done="0"/>
+  <w15:commentEx w15:paraId="20A3134E" w15:done="0"/>
+  <w15:commentEx w15:paraId="53CC45B2" w15:done="0"/>
+  <w15:commentEx w15:paraId="36F985D4" w15:done="0"/>
+  <w15:commentEx w15:paraId="1D8FDACD" w15:paraIdParent="36F985D4" w15:done="0"/>
+  <w15:commentEx w15:paraId="3A85F164" w15:done="0"/>
+  <w15:commentEx w15:paraId="55365B8A" w15:done="0"/>
+  <w15:commentEx w15:paraId="4681476A" w15:done="0"/>
+  <w15:commentEx w15:paraId="689D7A02" w15:paraIdParent="4681476A" w15:done="0"/>
+</w15:commentsEx>
+</file>
+
+<file path=word/commentsExtensible.xml><?xml version="1.0" encoding="utf-8"?>
+<w16cex:commentsExtensible xmlns:wpc="http://schemas.microsoft.com/office/word/2010/wordprocessingCanvas" xmlns:cx="http://schemas.microsoft.com/office/drawing/2014/chartex" xmlns:cx1="http://schemas.microsoft.com/office/drawing/2015/9/8/chartex" xmlns:cx2="http://schemas.microsoft.com/office/drawing/2015/10/21/chartex" xmlns:cx3="http://schemas.microsoft.com/office/drawing/2016/5/9/chartex" xmlns:cx4="http://schemas.microsoft.com/office/drawing/2016/5/10/chartex" xmlns:cx5="http://schemas.microsoft.com/office/drawing/2016/5/11/chartex" xmlns:cx6="http://schemas.microsoft.com/office/drawing/2016/5/12/chartex" xmlns:cx7="http://schemas.microsoft.com/office/drawing/2016/5/13/chartex" xmlns:cx8="http://schemas.microsoft.com/office/drawing/2016/5/14/chartex" xmlns:cr="http://schemas.microsoft.com/office/comments/2020/reactions" xmlns:mc="http://schemas.openxmlformats.org/markup-compatibility/2006" xmlns:aink="http://schemas.microsoft.com/office/drawing/2016/ink" xmlns:am3d="http://schemas.microsoft.com/office/drawing/2017/model3d" xmlns:o="urn:schemas-microsoft-com:office:office" xmlns:oel="http://schemas.microsoft.com/office/2019/extlst" xmlns:r="http://schemas.openxmlformats.org/officeDocument/2006/relationships" xmlns:m="http://schemas.openxmlformats.org/officeDocument/2006/math" xmlns:v="urn:schemas-microsoft-com:vml" xmlns:wp14="http://schemas.microsoft.com/office/word/2010/wordprocessingDrawing" xmlns:wp="http://schemas.openxmlformats.org/drawingml/2006/wordprocessingDrawing" xmlns:w10="urn:schemas-microsoft-com:office:word" xmlns:w="http://schemas.openxmlformats.org/wordprocessingml/2006/main" xmlns:w14="http://schemas.microsoft.com/office/word/2010/wordml" xmlns:w15="http://schemas.microsoft.com/office/word/2012/wordml" xmlns:w16cex="http://schemas.microsoft.com/office/word/2018/wordml/cex" xmlns:w16cid="http://schemas.microsoft.com/office/word/2016/wordml/cid" xmlns:w16="http://schemas.microsoft.com/office/word/2018/wordml" xmlns:w16sdtdh="http://schemas.microsoft.com/office/word/2020/wordml/sdtdatahash" xmlns:w16se="http://schemas.microsoft.com/office/word/2015/wordml/symex" xmlns:wpg="http://schemas.microsoft.com/office/word/2010/wordprocessingGroup" xmlns:wpi="http://schemas.microsoft.com/office/word/2010/wordprocessingInk" xmlns:wne="http://schemas.microsoft.com/office/word/2006/wordml" xmlns:wps="http://schemas.microsoft.com/office/word/2010/wordprocessingShape" mc:Ignorable="w14 w15 w16se w16cid w16 w16cex w16sdtdh cr wp14">
+  <w16cex:commentExtensible w16cex:durableId="579C54C2" w16cex:dateUtc="2024-06-27T11:45:00Z"/>
+  <w16cex:commentExtensible w16cex:durableId="1E4FBF96" w16cex:dateUtc="2024-06-27T12:03:00Z"/>
+  <w16cex:commentExtensible w16cex:durableId="384808B7" w16cex:dateUtc="2024-06-27T11:53:00Z"/>
+  <w16cex:commentExtensible w16cex:durableId="4DD6CD56" w16cex:dateUtc="2024-06-27T13:20:00Z"/>
+  <w16cex:commentExtensible w16cex:durableId="1F15C929" w16cex:dateUtc="2024-06-27T12:36:00Z"/>
+  <w16cex:commentExtensible w16cex:durableId="397EC11D" w16cex:dateUtc="2024-06-27T12:36:00Z"/>
+  <w16cex:commentExtensible w16cex:durableId="07926482" w16cex:dateUtc="2024-06-27T12:41:00Z"/>
+  <w16cex:commentExtensible w16cex:durableId="4EEF0B57" w16cex:dateUtc="2024-06-27T12:36:00Z"/>
+  <w16cex:commentExtensible w16cex:durableId="2073F754" w16cex:dateUtc="2024-06-27T13:26:00Z"/>
+  <w16cex:commentExtensible w16cex:durableId="4B44EE74" w16cex:dateUtc="2024-06-27T12:36:00Z"/>
+  <w16cex:commentExtensible w16cex:durableId="26A197D8" w16cex:dateUtc="2024-06-27T12:41:00Z"/>
+  <w16cex:commentExtensible w16cex:durableId="2A01FF40" w16cex:dateUtc="2024-06-27T12:36:00Z"/>
+  <w16cex:commentExtensible w16cex:durableId="3E395E30" w16cex:dateUtc="2024-06-27T13:31:00Z"/>
+  <w16cex:commentExtensible w16cex:durableId="294D68F8" w16cex:dateUtc="2024-06-27T12:36:00Z"/>
+  <w16cex:commentExtensible w16cex:durableId="0833C54C" w16cex:dateUtc="2024-06-27T12:41:00Z"/>
+</w16cex:commentsExtensible>
+</file>
+
+<file path=word/commentsIds.xml><?xml version="1.0" encoding="utf-8"?>
+<w16cid:commentsIds xmlns:wpc="http://schemas.microsoft.com/office/word/2010/wordprocessingCanvas" xmlns:cx="http://schemas.microsoft.com/office/drawing/2014/chartex" xmlns:cx1="http://schemas.microsoft.com/office/drawing/2015/9/8/chartex" xmlns:cx2="http://schemas.microsoft.com/office/drawing/2015/10/21/chartex" xmlns:cx3="http://schemas.microsoft.com/office/drawing/2016/5/9/chartex" xmlns:cx4="http://schemas.microsoft.com/office/drawing/2016/5/10/chartex" xmlns:cx5="http://schemas.microsoft.com/office/drawing/2016/5/11/chartex" xmlns:cx6="http://schemas.microsoft.com/office/drawing/2016/5/12/chartex" xmlns:cx7="http://schemas.microsoft.com/office/drawing/2016/5/13/chartex" xmlns:cx8="http://schemas.microsoft.com/office/drawing/2016/5/14/chartex" xmlns:mc="http://schemas.openxmlformats.org/markup-compatibility/2006" xmlns:aink="http://schemas.microsoft.com/office/drawing/2016/ink" xmlns:am3d="http://schemas.microsoft.com/office/drawing/2017/model3d" xmlns:o="urn:schemas-microsoft-com:office:office" xmlns:oel="http://schemas.microsoft.com/office/2019/extlst" xmlns:r="http://schemas.openxmlformats.org/officeDocument/2006/relationships" xmlns:m="http://schemas.openxmlformats.org/officeDocument/2006/math" xmlns:v="urn:schemas-microsoft-com:vml" xmlns:wp14="http://schemas.microsoft.com/office/word/2010/wordprocessingDrawing" xmlns:wp="http://schemas.openxmlformats.org/drawingml/2006/wordprocessingDrawing" xmlns:w10="urn:schemas-microsoft-com:office:word" xmlns:w="http://schemas.openxmlformats.org/wordprocessingml/2006/main" xmlns:w14="http://schemas.microsoft.com/office/word/2010/wordml" xmlns:w15="http://schemas.microsoft.com/office/word/2012/wordml" xmlns:w16cex="http://schemas.microsoft.com/office/word/2018/wordml/cex" xmlns:w16cid="http://schemas.microsoft.com/office/word/2016/wordml/cid" xmlns:w16="http://schemas.microsoft.com/office/word/2018/wordml" xmlns:w16sdtdh="http://schemas.microsoft.com/office/word/2020/wordml/sdtdatahash" xmlns:w16se="http://schemas.microsoft.com/office/word/2015/wordml/symex" xmlns:wpg="http://schemas.microsoft.com/office/word/2010/wordprocessingGroup" xmlns:wpi="http://schemas.microsoft.com/office/word/2010/wordprocessingInk" xmlns:wne="http://schemas.microsoft.com/office/word/2006/wordml" xmlns:wps="http://schemas.microsoft.com/office/word/2010/wordprocessingShape" mc:Ignorable="w14 w15 w16se w16cid w16 w16cex w16sdtdh wp14">
+  <w16cid:commentId w16cid:paraId="31E779AD" w16cid:durableId="579C54C2"/>
+  <w16cid:commentId w16cid:paraId="735221FC" w16cid:durableId="1E4FBF96"/>
+  <w16cid:commentId w16cid:paraId="0B452D52" w16cid:durableId="384808B7"/>
+  <w16cid:commentId w16cid:paraId="1E8CC0B6" w16cid:durableId="4DD6CD56"/>
+  <w16cid:commentId w16cid:paraId="27399EEE" w16cid:durableId="1F15C929"/>
+  <w16cid:commentId w16cid:paraId="6A8CF6DE" w16cid:durableId="397EC11D"/>
+  <w16cid:commentId w16cid:paraId="3CE788C7" w16cid:durableId="07926482"/>
+  <w16cid:commentId w16cid:paraId="20A3134E" w16cid:durableId="4EEF0B57"/>
+  <w16cid:commentId w16cid:paraId="53CC45B2" w16cid:durableId="2073F754"/>
+  <w16cid:commentId w16cid:paraId="36F985D4" w16cid:durableId="4B44EE74"/>
+  <w16cid:commentId w16cid:paraId="1D8FDACD" w16cid:durableId="26A197D8"/>
+  <w16cid:commentId w16cid:paraId="3A85F164" w16cid:durableId="2A01FF40"/>
+  <w16cid:commentId w16cid:paraId="55365B8A" w16cid:durableId="3E395E30"/>
+  <w16cid:commentId w16cid:paraId="4681476A" w16cid:durableId="294D68F8"/>
+  <w16cid:commentId w16cid:paraId="689D7A02" w16cid:durableId="0833C54C"/>
+</w16cid:commentsIds>
+</file>
+
+<file path=word/people.xml><?xml version="1.0" encoding="utf-8"?>
+<w15:people xmlns:wpc="http://schemas.microsoft.com/office/word/2010/wordprocessingCanvas" xmlns:cx="http://schemas.microsoft.com/office/drawing/2014/chartex" xmlns:cx1="http://schemas.microsoft.com/office/drawing/2015/9/8/chartex" xmlns:cx2="http://schemas.microsoft.com/office/drawing/2015/10/21/chartex" xmlns:cx3="http://schemas.microsoft.com/office/drawing/2016/5/9/chartex" xmlns:cx4="http://schemas.microsoft.com/office/drawing/2016/5/10/chartex" xmlns:cx5="http://schemas.microsoft.com/office/drawing/2016/5/11/chartex" xmlns:cx6="http://schemas.microsoft.com/office/drawing/2016/5/12/chartex" xmlns:cx7="http://schemas.microsoft.com/office/drawing/2016/5/13/chartex" xmlns:cx8="http://schemas.microsoft.com/office/drawing/2016/5/14/chartex" xmlns:mc="http://schemas.openxmlformats.org/markup-compatibility/2006" xmlns:aink="http://schemas.microsoft.com/office/drawing/2016/ink" xmlns:am3d="http://schemas.microsoft.com/office/drawing/2017/model3d" xmlns:o="urn:schemas-microsoft-com:office:office" xmlns:oel="http://schemas.microsoft.com/office/2019/extlst" xmlns:r="http://schemas.openxmlformats.org/officeDocument/2006/relationships" xmlns:m="http://schemas.openxmlformats.org/officeDocument/2006/math" xmlns:v="urn:schemas-microsoft-com:vml" xmlns:wp14="http://schemas.microsoft.com/office/word/2010/wordprocessingDrawing" xmlns:wp="http://schemas.openxmlformats.org/drawingml/2006/wordprocessingDrawing" xmlns:w10="urn:schemas-microsoft-com:office:word" xmlns:w="http://schemas.openxmlformats.org/wordprocessingml/2006/main" xmlns:w14="http://schemas.microsoft.com/office/word/2010/wordml" xmlns:w15="http://schemas.microsoft.com/office/word/2012/wordml" xmlns:w16cex="http://schemas.microsoft.com/office/word/2018/wordml/cex" xmlns:w16cid="http://schemas.microsoft.com/office/word/2016/wordml/cid" xmlns:w16="http://schemas.microsoft.com/office/word/2018/wordml" xmlns:w16sdtdh="http://schemas.microsoft.com/office/word/2020/wordml/sdtdatahash" xmlns:w16se="http://schemas.microsoft.com/office/word/2015/wordml/symex" xmlns:wpg="http://schemas.microsoft.com/office/word/2010/wordprocessingGroup" xmlns:wpi="http://schemas.microsoft.com/office/word/2010/wordprocessingInk" xmlns:wne="http://schemas.microsoft.com/office/word/2006/wordml" xmlns:wps="http://schemas.microsoft.com/office/word/2010/wordprocessingShape" mc:Ignorable="w14 w15 w16se w16cid w16 w16cex w16sdtdh wp14">
+  <w15:person w15:author="Max Lindmark">
+    <w15:presenceInfo w15:providerId="AD" w15:userId="S::max.lindmark@slu.se::74a91d58-1def-4e6c-a200-e80e4af38c20"/>
+  </w15:person>
+</w15:people>
+</file>
+
 <file path=word/styles.xml><?xml version="1.0" encoding="utf-8"?>
-<w:styles xmlns:mc="http://schemas.openxmlformats.org/markup-compatibility/2006" xmlns:r="http://schemas.openxmlformats.org/officeDocument/2006/relationships" xmlns:w="http://schemas.openxmlformats.org/wordprocessingml/2006/main" xmlns:w14="http://schemas.microsoft.com/office/word/2010/wordml" xmlns:w15="http://schemas.microsoft.com/office/word/2012/wordml" xmlns:w16cid="http://schemas.microsoft.com/office/word/2016/wordml/cid" xmlns:w16se="http://schemas.microsoft.com/office/word/2015/wordml/symex" mc:Ignorable="w14 w15 w16se w16cid">
+<w:styles xmlns:mc="http://schemas.openxmlformats.org/markup-compatibility/2006" xmlns:r="http://schemas.openxmlformats.org/officeDocument/2006/relationships" xmlns:w="http://schemas.openxmlformats.org/wordprocessingml/2006/main" xmlns:w14="http://schemas.microsoft.com/office/word/2010/wordml" xmlns:w15="http://schemas.microsoft.com/office/word/2012/wordml" xmlns:w16cex="http://schemas.microsoft.com/office/word/2018/wordml/cex" xmlns:w16cid="http://schemas.microsoft.com/office/word/2016/wordml/cid" xmlns:w16="http://schemas.microsoft.com/office/word/2018/wordml" xmlns:w16sdtdh="http://schemas.microsoft.com/office/word/2020/wordml/sdtdatahash" xmlns:w16se="http://schemas.microsoft.com/office/word/2015/wordml/symex" mc:Ignorable="w14 w15 w16se w16cid w16 w16cex w16sdtdh">
   <w:docDefaults>
     <w:rPrDefault>
       <w:rPr>
@@ -208,7 +3692,7 @@
       </w:pPr>
     </w:pPrDefault>
   </w:docDefaults>
-  <w:latentStyles w:defLockedState="0" w:defUIPriority="99" w:defSemiHidden="0" w:defUnhideWhenUsed="0" w:defQFormat="0" w:count="375">
+  <w:latentStyles w:defLockedState="0" w:defUIPriority="99" w:defSemiHidden="0" w:defUnhideWhenUsed="0" w:defQFormat="0" w:count="376">
     <w:lsdException w:name="Normal" w:uiPriority="0" w:qFormat="1"/>
     <w:lsdException w:name="heading 1" w:uiPriority="9" w:qFormat="1"/>
     <w:lsdException w:name="heading 2" w:semiHidden="1" w:uiPriority="9" w:unhideWhenUsed="1" w:qFormat="1"/>
@@ -584,6 +4068,7 @@
     <w:lsdException w:name="Smart Hyperlink" w:semiHidden="1" w:unhideWhenUsed="1"/>
     <w:lsdException w:name="Hashtag" w:semiHidden="1" w:unhideWhenUsed="1"/>
     <w:lsdException w:name="Unresolved Mention" w:semiHidden="1" w:unhideWhenUsed="1"/>
+    <w:lsdException w:name="Smart Link" w:semiHidden="1" w:unhideWhenUsed="1"/>
   </w:latentStyles>
   <w:style w:type="paragraph" w:default="1" w:styleId="Normal">
     <w:name w:val="Normal"/>
@@ -623,6 +4108,145 @@
     <w:semiHidden/>
     <w:unhideWhenUsed/>
     <w:rsid w:val="00E971EA"/>
+  </w:style>
+  <w:style w:type="paragraph" w:styleId="Revision">
+    <w:name w:val="Revision"/>
+    <w:hidden/>
+    <w:uiPriority w:val="99"/>
+    <w:semiHidden/>
+    <w:rsid w:val="00E4431E"/>
+    <w:pPr>
+      <w:spacing w:after="0" w:line="240" w:lineRule="auto"/>
+    </w:pPr>
+  </w:style>
+  <w:style w:type="character" w:styleId="CommentReference">
+    <w:name w:val="annotation reference"/>
+    <w:basedOn w:val="DefaultParagraphFont"/>
+    <w:uiPriority w:val="99"/>
+    <w:semiHidden/>
+    <w:unhideWhenUsed/>
+    <w:rsid w:val="00E4431E"/>
+    <w:rPr>
+      <w:sz w:val="16"/>
+      <w:szCs w:val="16"/>
+    </w:rPr>
+  </w:style>
+  <w:style w:type="paragraph" w:styleId="CommentText">
+    <w:name w:val="annotation text"/>
+    <w:basedOn w:val="Normal"/>
+    <w:link w:val="CommentTextChar"/>
+    <w:uiPriority w:val="99"/>
+    <w:semiHidden/>
+    <w:unhideWhenUsed/>
+    <w:rsid w:val="00E4431E"/>
+    <w:pPr>
+      <w:spacing w:line="240" w:lineRule="auto"/>
+    </w:pPr>
+    <w:rPr>
+      <w:sz w:val="20"/>
+      <w:szCs w:val="20"/>
+    </w:rPr>
+  </w:style>
+  <w:style w:type="character" w:customStyle="1" w:styleId="CommentTextChar">
+    <w:name w:val="Comment Text Char"/>
+    <w:basedOn w:val="DefaultParagraphFont"/>
+    <w:link w:val="CommentText"/>
+    <w:uiPriority w:val="99"/>
+    <w:semiHidden/>
+    <w:rsid w:val="00E4431E"/>
+    <w:rPr>
+      <w:sz w:val="20"/>
+      <w:szCs w:val="20"/>
+    </w:rPr>
+  </w:style>
+  <w:style w:type="paragraph" w:styleId="CommentSubject">
+    <w:name w:val="annotation subject"/>
+    <w:basedOn w:val="CommentText"/>
+    <w:next w:val="CommentText"/>
+    <w:link w:val="CommentSubjectChar"/>
+    <w:uiPriority w:val="99"/>
+    <w:semiHidden/>
+    <w:unhideWhenUsed/>
+    <w:rsid w:val="00E4431E"/>
+    <w:rPr>
+      <w:b/>
+      <w:bCs/>
+    </w:rPr>
+  </w:style>
+  <w:style w:type="character" w:customStyle="1" w:styleId="CommentSubjectChar">
+    <w:name w:val="Comment Subject Char"/>
+    <w:basedOn w:val="CommentTextChar"/>
+    <w:link w:val="CommentSubject"/>
+    <w:uiPriority w:val="99"/>
+    <w:semiHidden/>
+    <w:rsid w:val="00E4431E"/>
+    <w:rPr>
+      <w:b/>
+      <w:bCs/>
+      <w:sz w:val="20"/>
+      <w:szCs w:val="20"/>
+    </w:rPr>
+  </w:style>
+  <w:style w:type="character" w:styleId="Hyperlink">
+    <w:name w:val="Hyperlink"/>
+    <w:basedOn w:val="DefaultParagraphFont"/>
+    <w:uiPriority w:val="99"/>
+    <w:unhideWhenUsed/>
+    <w:rsid w:val="00E4431E"/>
+    <w:rPr>
+      <w:color w:val="0563C1" w:themeColor="hyperlink"/>
+      <w:u w:val="single"/>
+    </w:rPr>
+  </w:style>
+  <w:style w:type="character" w:styleId="UnresolvedMention">
+    <w:name w:val="Unresolved Mention"/>
+    <w:basedOn w:val="DefaultParagraphFont"/>
+    <w:uiPriority w:val="99"/>
+    <w:semiHidden/>
+    <w:unhideWhenUsed/>
+    <w:rsid w:val="00E4431E"/>
+    <w:rPr>
+      <w:color w:val="605E5C"/>
+      <w:shd w:val="clear" w:color="auto" w:fill="E1DFDD"/>
+    </w:rPr>
+  </w:style>
+  <w:style w:type="table" w:styleId="TableGrid">
+    <w:name w:val="Table Grid"/>
+    <w:basedOn w:val="TableNormal"/>
+    <w:uiPriority w:val="39"/>
+    <w:rsid w:val="00BD2462"/>
+    <w:pPr>
+      <w:spacing w:after="0" w:line="240" w:lineRule="auto"/>
+    </w:pPr>
+    <w:tblPr>
+      <w:tblBorders>
+        <w:top w:val="single" w:sz="4" w:space="0" w:color="auto"/>
+        <w:left w:val="single" w:sz="4" w:space="0" w:color="auto"/>
+        <w:bottom w:val="single" w:sz="4" w:space="0" w:color="auto"/>
+        <w:right w:val="single" w:sz="4" w:space="0" w:color="auto"/>
+        <w:insideH w:val="single" w:sz="4" w:space="0" w:color="auto"/>
+        <w:insideV w:val="single" w:sz="4" w:space="0" w:color="auto"/>
+      </w:tblBorders>
+    </w:tblPr>
+  </w:style>
+  <w:style w:type="paragraph" w:styleId="Caption">
+    <w:name w:val="caption"/>
+    <w:basedOn w:val="Normal"/>
+    <w:next w:val="Normal"/>
+    <w:uiPriority w:val="35"/>
+    <w:unhideWhenUsed/>
+    <w:qFormat/>
+    <w:rsid w:val="00BD2462"/>
+    <w:pPr>
+      <w:spacing w:after="200" w:line="240" w:lineRule="auto"/>
+    </w:pPr>
+    <w:rPr>
+      <w:i/>
+      <w:iCs/>
+      <w:color w:val="44546A" w:themeColor="text2"/>
+      <w:sz w:val="18"/>
+      <w:szCs w:val="18"/>
+    </w:rPr>
   </w:style>
 </w:styles>
 </file>
